--- a/Computer-Networking/lab-2/姓名 实验2报告 2026.docx
+++ b/Computer-Networking/lab-2/姓名 实验2报告 2026.docx
@@ -880,6 +880,1543 @@
                 <w:szCs w:val="13"/>
               </w:rPr>
             </w:pPr>
+            <w:r>
+              <w:rPr>
+                <w:sz w:val="16"/>
+                <w:szCs w:val="13"/>
+              </w:rPr>
+              <w:t xml:space="preserve">    geo.prod.do.dsp.mp.microsoft.com</w:t>
+            </w:r>
+          </w:p>
+          <w:p>
+            <w:pPr>
+              <w:snapToGrid w:val="0"/>
+              <w:spacing w:line="240" w:lineRule="auto"/>
+              <w:ind w:firstLineChars="0" w:firstLine="0"/>
+              <w:rPr>
+                <w:sz w:val="16"/>
+                <w:szCs w:val="13"/>
+              </w:rPr>
+            </w:pPr>
+            <w:r>
+              <w:rPr>
+                <w:sz w:val="16"/>
+                <w:szCs w:val="13"/>
+              </w:rPr>
+              <w:t xml:space="preserve">    ----------------------------------------</w:t>
+            </w:r>
+          </w:p>
+          <w:p>
+            <w:pPr>
+              <w:snapToGrid w:val="0"/>
+              <w:spacing w:line="240" w:lineRule="auto"/>
+              <w:ind w:firstLineChars="0" w:firstLine="0"/>
+              <w:rPr>
+                <w:sz w:val="16"/>
+                <w:szCs w:val="13"/>
+              </w:rPr>
+            </w:pPr>
+            <w:r>
+              <w:rPr>
+                <w:sz w:val="16"/>
+                <w:szCs w:val="13"/>
+              </w:rPr>
+              <w:t xml:space="preserve">    Record Name </w:t>
+            </w:r>
+            <w:proofErr w:type="gramStart"/>
+            <w:r>
+              <w:rPr>
+                <w:sz w:val="16"/>
+                <w:szCs w:val="13"/>
+              </w:rPr>
+              <w:t>. . . .</w:t>
+            </w:r>
+            <w:proofErr w:type="gramEnd"/>
+            <w:r>
+              <w:rPr>
+                <w:sz w:val="16"/>
+                <w:szCs w:val="13"/>
+              </w:rPr>
+              <w:t xml:space="preserve"> </w:t>
+            </w:r>
+            <w:proofErr w:type="gramStart"/>
+            <w:r>
+              <w:rPr>
+                <w:sz w:val="16"/>
+                <w:szCs w:val="13"/>
+              </w:rPr>
+              <w:t>. :</w:t>
+            </w:r>
+            <w:proofErr w:type="gramEnd"/>
+            <w:r>
+              <w:rPr>
+                <w:sz w:val="16"/>
+                <w:szCs w:val="13"/>
+              </w:rPr>
+              <w:t xml:space="preserve"> geo.prod.do.dsp.mp.microsoft.com</w:t>
+            </w:r>
+          </w:p>
+          <w:p>
+            <w:pPr>
+              <w:snapToGrid w:val="0"/>
+              <w:spacing w:line="240" w:lineRule="auto"/>
+              <w:ind w:firstLineChars="0" w:firstLine="0"/>
+              <w:rPr>
+                <w:sz w:val="16"/>
+                <w:szCs w:val="13"/>
+              </w:rPr>
+            </w:pPr>
+            <w:r>
+              <w:rPr>
+                <w:sz w:val="16"/>
+                <w:szCs w:val="13"/>
+              </w:rPr>
+              <w:t xml:space="preserve">    Record Type </w:t>
+            </w:r>
+            <w:proofErr w:type="gramStart"/>
+            <w:r>
+              <w:rPr>
+                <w:sz w:val="16"/>
+                <w:szCs w:val="13"/>
+              </w:rPr>
+              <w:t>. . . .</w:t>
+            </w:r>
+            <w:proofErr w:type="gramEnd"/>
+            <w:r>
+              <w:rPr>
+                <w:sz w:val="16"/>
+                <w:szCs w:val="13"/>
+              </w:rPr>
+              <w:t xml:space="preserve"> </w:t>
+            </w:r>
+            <w:proofErr w:type="gramStart"/>
+            <w:r>
+              <w:rPr>
+                <w:sz w:val="16"/>
+                <w:szCs w:val="13"/>
+              </w:rPr>
+              <w:t>. :</w:t>
+            </w:r>
+            <w:proofErr w:type="gramEnd"/>
+            <w:r>
+              <w:rPr>
+                <w:sz w:val="16"/>
+                <w:szCs w:val="13"/>
+              </w:rPr>
+              <w:t xml:space="preserve"> 5</w:t>
+            </w:r>
+          </w:p>
+          <w:p>
+            <w:pPr>
+              <w:snapToGrid w:val="0"/>
+              <w:spacing w:line="240" w:lineRule="auto"/>
+              <w:ind w:firstLineChars="0" w:firstLine="0"/>
+              <w:rPr>
+                <w:sz w:val="16"/>
+                <w:szCs w:val="13"/>
+              </w:rPr>
+            </w:pPr>
+            <w:r>
+              <w:rPr>
+                <w:sz w:val="16"/>
+                <w:szCs w:val="13"/>
+              </w:rPr>
+              <w:t xml:space="preserve">    Time To </w:t>
+            </w:r>
+            <w:proofErr w:type="gramStart"/>
+            <w:r>
+              <w:rPr>
+                <w:sz w:val="16"/>
+                <w:szCs w:val="13"/>
+              </w:rPr>
+              <w:t>Live  . . .</w:t>
+            </w:r>
+            <w:proofErr w:type="gramEnd"/>
+            <w:r>
+              <w:rPr>
+                <w:sz w:val="16"/>
+                <w:szCs w:val="13"/>
+              </w:rPr>
+              <w:t xml:space="preserve"> </w:t>
+            </w:r>
+            <w:proofErr w:type="gramStart"/>
+            <w:r>
+              <w:rPr>
+                <w:sz w:val="16"/>
+                <w:szCs w:val="13"/>
+              </w:rPr>
+              <w:t>. :</w:t>
+            </w:r>
+            <w:proofErr w:type="gramEnd"/>
+            <w:r>
+              <w:rPr>
+                <w:sz w:val="16"/>
+                <w:szCs w:val="13"/>
+              </w:rPr>
+              <w:t xml:space="preserve"> 81</w:t>
+            </w:r>
+          </w:p>
+          <w:p>
+            <w:pPr>
+              <w:snapToGrid w:val="0"/>
+              <w:spacing w:line="240" w:lineRule="auto"/>
+              <w:ind w:firstLineChars="0" w:firstLine="0"/>
+              <w:rPr>
+                <w:sz w:val="16"/>
+                <w:szCs w:val="13"/>
+              </w:rPr>
+            </w:pPr>
+            <w:r>
+              <w:rPr>
+                <w:sz w:val="16"/>
+                <w:szCs w:val="13"/>
+              </w:rPr>
+              <w:t xml:space="preserve">    Data Length </w:t>
+            </w:r>
+            <w:proofErr w:type="gramStart"/>
+            <w:r>
+              <w:rPr>
+                <w:sz w:val="16"/>
+                <w:szCs w:val="13"/>
+              </w:rPr>
+              <w:t>. . . .</w:t>
+            </w:r>
+            <w:proofErr w:type="gramEnd"/>
+            <w:r>
+              <w:rPr>
+                <w:sz w:val="16"/>
+                <w:szCs w:val="13"/>
+              </w:rPr>
+              <w:t xml:space="preserve"> </w:t>
+            </w:r>
+            <w:proofErr w:type="gramStart"/>
+            <w:r>
+              <w:rPr>
+                <w:sz w:val="16"/>
+                <w:szCs w:val="13"/>
+              </w:rPr>
+              <w:t>. :</w:t>
+            </w:r>
+            <w:proofErr w:type="gramEnd"/>
+            <w:r>
+              <w:rPr>
+                <w:sz w:val="16"/>
+                <w:szCs w:val="13"/>
+              </w:rPr>
+              <w:t xml:space="preserve"> 8</w:t>
+            </w:r>
+          </w:p>
+          <w:p>
+            <w:pPr>
+              <w:snapToGrid w:val="0"/>
+              <w:spacing w:line="240" w:lineRule="auto"/>
+              <w:ind w:firstLineChars="0" w:firstLine="0"/>
+              <w:rPr>
+                <w:sz w:val="16"/>
+                <w:szCs w:val="13"/>
+              </w:rPr>
+            </w:pPr>
+            <w:r>
+              <w:rPr>
+                <w:sz w:val="16"/>
+                <w:szCs w:val="13"/>
+              </w:rPr>
+              <w:t xml:space="preserve">    Section . . . </w:t>
+            </w:r>
+            <w:proofErr w:type="gramStart"/>
+            <w:r>
+              <w:rPr>
+                <w:sz w:val="16"/>
+                <w:szCs w:val="13"/>
+              </w:rPr>
+              <w:t>. . . .</w:t>
+            </w:r>
+            <w:proofErr w:type="gramEnd"/>
+            <w:r>
+              <w:rPr>
+                <w:sz w:val="16"/>
+                <w:szCs w:val="13"/>
+              </w:rPr>
+              <w:t xml:space="preserve"> : Answer</w:t>
+            </w:r>
+          </w:p>
+          <w:p>
+            <w:pPr>
+              <w:snapToGrid w:val="0"/>
+              <w:spacing w:line="240" w:lineRule="auto"/>
+              <w:ind w:firstLineChars="0" w:firstLine="0"/>
+              <w:rPr>
+                <w:sz w:val="16"/>
+                <w:szCs w:val="13"/>
+              </w:rPr>
+            </w:pPr>
+            <w:r>
+              <w:rPr>
+                <w:sz w:val="16"/>
+                <w:szCs w:val="13"/>
+              </w:rPr>
+              <w:t xml:space="preserve">    CNAME </w:t>
+            </w:r>
+            <w:proofErr w:type="gramStart"/>
+            <w:r>
+              <w:rPr>
+                <w:sz w:val="16"/>
+                <w:szCs w:val="13"/>
+              </w:rPr>
+              <w:t>Record  . . .</w:t>
+            </w:r>
+            <w:proofErr w:type="gramEnd"/>
+            <w:r>
+              <w:rPr>
+                <w:sz w:val="16"/>
+                <w:szCs w:val="13"/>
+              </w:rPr>
+              <w:t xml:space="preserve"> </w:t>
+            </w:r>
+            <w:proofErr w:type="gramStart"/>
+            <w:r>
+              <w:rPr>
+                <w:sz w:val="16"/>
+                <w:szCs w:val="13"/>
+              </w:rPr>
+              <w:t>. :</w:t>
+            </w:r>
+            <w:proofErr w:type="gramEnd"/>
+            <w:r>
+              <w:rPr>
+                <w:sz w:val="16"/>
+                <w:szCs w:val="13"/>
+              </w:rPr>
+              <w:t xml:space="preserve"> geo.prod.do.dsp.trafficmanager.net</w:t>
+            </w:r>
+          </w:p>
+          <w:p>
+            <w:pPr>
+              <w:snapToGrid w:val="0"/>
+              <w:spacing w:line="240" w:lineRule="auto"/>
+              <w:ind w:firstLineChars="0" w:firstLine="0"/>
+              <w:rPr>
+                <w:sz w:val="16"/>
+                <w:szCs w:val="13"/>
+              </w:rPr>
+            </w:pPr>
+          </w:p>
+          <w:p>
+            <w:pPr>
+              <w:snapToGrid w:val="0"/>
+              <w:spacing w:line="240" w:lineRule="auto"/>
+              <w:ind w:firstLineChars="0" w:firstLine="0"/>
+              <w:rPr>
+                <w:sz w:val="16"/>
+                <w:szCs w:val="13"/>
+              </w:rPr>
+            </w:pPr>
+          </w:p>
+          <w:p>
+            <w:pPr>
+              <w:snapToGrid w:val="0"/>
+              <w:spacing w:line="240" w:lineRule="auto"/>
+              <w:ind w:firstLineChars="0" w:firstLine="0"/>
+              <w:rPr>
+                <w:sz w:val="16"/>
+                <w:szCs w:val="13"/>
+              </w:rPr>
+            </w:pPr>
+            <w:r>
+              <w:rPr>
+                <w:sz w:val="16"/>
+                <w:szCs w:val="13"/>
+              </w:rPr>
+              <w:t xml:space="preserve">    Record Name </w:t>
+            </w:r>
+            <w:proofErr w:type="gramStart"/>
+            <w:r>
+              <w:rPr>
+                <w:sz w:val="16"/>
+                <w:szCs w:val="13"/>
+              </w:rPr>
+              <w:t>. . . .</w:t>
+            </w:r>
+            <w:proofErr w:type="gramEnd"/>
+            <w:r>
+              <w:rPr>
+                <w:sz w:val="16"/>
+                <w:szCs w:val="13"/>
+              </w:rPr>
+              <w:t xml:space="preserve"> </w:t>
+            </w:r>
+            <w:proofErr w:type="gramStart"/>
+            <w:r>
+              <w:rPr>
+                <w:sz w:val="16"/>
+                <w:szCs w:val="13"/>
+              </w:rPr>
+              <w:t>. :</w:t>
+            </w:r>
+            <w:proofErr w:type="gramEnd"/>
+            <w:r>
+              <w:rPr>
+                <w:sz w:val="16"/>
+                <w:szCs w:val="13"/>
+              </w:rPr>
+              <w:t xml:space="preserve"> geo.prod.do.dsp.trafficmanager.net</w:t>
+            </w:r>
+          </w:p>
+          <w:p>
+            <w:pPr>
+              <w:snapToGrid w:val="0"/>
+              <w:spacing w:line="240" w:lineRule="auto"/>
+              <w:ind w:firstLineChars="0" w:firstLine="0"/>
+              <w:rPr>
+                <w:sz w:val="16"/>
+                <w:szCs w:val="13"/>
+              </w:rPr>
+            </w:pPr>
+            <w:r>
+              <w:rPr>
+                <w:sz w:val="16"/>
+                <w:szCs w:val="13"/>
+              </w:rPr>
+              <w:t xml:space="preserve">    Record Type </w:t>
+            </w:r>
+            <w:proofErr w:type="gramStart"/>
+            <w:r>
+              <w:rPr>
+                <w:sz w:val="16"/>
+                <w:szCs w:val="13"/>
+              </w:rPr>
+              <w:t>. . . .</w:t>
+            </w:r>
+            <w:proofErr w:type="gramEnd"/>
+            <w:r>
+              <w:rPr>
+                <w:sz w:val="16"/>
+                <w:szCs w:val="13"/>
+              </w:rPr>
+              <w:t xml:space="preserve"> </w:t>
+            </w:r>
+            <w:proofErr w:type="gramStart"/>
+            <w:r>
+              <w:rPr>
+                <w:sz w:val="16"/>
+                <w:szCs w:val="13"/>
+              </w:rPr>
+              <w:t>. :</w:t>
+            </w:r>
+            <w:proofErr w:type="gramEnd"/>
+            <w:r>
+              <w:rPr>
+                <w:sz w:val="16"/>
+                <w:szCs w:val="13"/>
+              </w:rPr>
+              <w:t xml:space="preserve"> 5</w:t>
+            </w:r>
+          </w:p>
+          <w:p>
+            <w:pPr>
+              <w:snapToGrid w:val="0"/>
+              <w:spacing w:line="240" w:lineRule="auto"/>
+              <w:ind w:firstLineChars="0" w:firstLine="0"/>
+              <w:rPr>
+                <w:sz w:val="16"/>
+                <w:szCs w:val="13"/>
+              </w:rPr>
+            </w:pPr>
+            <w:r>
+              <w:rPr>
+                <w:sz w:val="16"/>
+                <w:szCs w:val="13"/>
+              </w:rPr>
+              <w:t xml:space="preserve">    Time To </w:t>
+            </w:r>
+            <w:proofErr w:type="gramStart"/>
+            <w:r>
+              <w:rPr>
+                <w:sz w:val="16"/>
+                <w:szCs w:val="13"/>
+              </w:rPr>
+              <w:t>Live  . . .</w:t>
+            </w:r>
+            <w:proofErr w:type="gramEnd"/>
+            <w:r>
+              <w:rPr>
+                <w:sz w:val="16"/>
+                <w:szCs w:val="13"/>
+              </w:rPr>
+              <w:t xml:space="preserve"> </w:t>
+            </w:r>
+            <w:proofErr w:type="gramStart"/>
+            <w:r>
+              <w:rPr>
+                <w:sz w:val="16"/>
+                <w:szCs w:val="13"/>
+              </w:rPr>
+              <w:t>. :</w:t>
+            </w:r>
+            <w:proofErr w:type="gramEnd"/>
+            <w:r>
+              <w:rPr>
+                <w:sz w:val="16"/>
+                <w:szCs w:val="13"/>
+              </w:rPr>
+              <w:t xml:space="preserve"> 81</w:t>
+            </w:r>
+          </w:p>
+          <w:p>
+            <w:pPr>
+              <w:snapToGrid w:val="0"/>
+              <w:spacing w:line="240" w:lineRule="auto"/>
+              <w:ind w:firstLineChars="0" w:firstLine="0"/>
+              <w:rPr>
+                <w:sz w:val="16"/>
+                <w:szCs w:val="13"/>
+              </w:rPr>
+            </w:pPr>
+            <w:r>
+              <w:rPr>
+                <w:sz w:val="16"/>
+                <w:szCs w:val="13"/>
+              </w:rPr>
+              <w:t xml:space="preserve">    Data Length </w:t>
+            </w:r>
+            <w:proofErr w:type="gramStart"/>
+            <w:r>
+              <w:rPr>
+                <w:sz w:val="16"/>
+                <w:szCs w:val="13"/>
+              </w:rPr>
+              <w:t>. . . .</w:t>
+            </w:r>
+            <w:proofErr w:type="gramEnd"/>
+            <w:r>
+              <w:rPr>
+                <w:sz w:val="16"/>
+                <w:szCs w:val="13"/>
+              </w:rPr>
+              <w:t xml:space="preserve"> </w:t>
+            </w:r>
+            <w:proofErr w:type="gramStart"/>
+            <w:r>
+              <w:rPr>
+                <w:sz w:val="16"/>
+                <w:szCs w:val="13"/>
+              </w:rPr>
+              <w:t>. :</w:t>
+            </w:r>
+            <w:proofErr w:type="gramEnd"/>
+            <w:r>
+              <w:rPr>
+                <w:sz w:val="16"/>
+                <w:szCs w:val="13"/>
+              </w:rPr>
+              <w:t xml:space="preserve"> 8</w:t>
+            </w:r>
+          </w:p>
+          <w:p>
+            <w:pPr>
+              <w:snapToGrid w:val="0"/>
+              <w:spacing w:line="240" w:lineRule="auto"/>
+              <w:ind w:firstLineChars="0" w:firstLine="0"/>
+              <w:rPr>
+                <w:sz w:val="16"/>
+                <w:szCs w:val="13"/>
+              </w:rPr>
+            </w:pPr>
+            <w:r>
+              <w:rPr>
+                <w:sz w:val="16"/>
+                <w:szCs w:val="13"/>
+              </w:rPr>
+              <w:t xml:space="preserve">    Section . . . </w:t>
+            </w:r>
+            <w:proofErr w:type="gramStart"/>
+            <w:r>
+              <w:rPr>
+                <w:sz w:val="16"/>
+                <w:szCs w:val="13"/>
+              </w:rPr>
+              <w:t>. . . .</w:t>
+            </w:r>
+            <w:proofErr w:type="gramEnd"/>
+            <w:r>
+              <w:rPr>
+                <w:sz w:val="16"/>
+                <w:szCs w:val="13"/>
+              </w:rPr>
+              <w:t xml:space="preserve"> : Answer</w:t>
+            </w:r>
+          </w:p>
+          <w:p>
+            <w:pPr>
+              <w:snapToGrid w:val="0"/>
+              <w:spacing w:line="240" w:lineRule="auto"/>
+              <w:ind w:firstLineChars="0" w:firstLine="0"/>
+              <w:rPr>
+                <w:sz w:val="16"/>
+                <w:szCs w:val="13"/>
+              </w:rPr>
+            </w:pPr>
+            <w:r>
+              <w:rPr>
+                <w:sz w:val="16"/>
+                <w:szCs w:val="13"/>
+              </w:rPr>
+              <w:t xml:space="preserve">    CNAME </w:t>
+            </w:r>
+            <w:proofErr w:type="gramStart"/>
+            <w:r>
+              <w:rPr>
+                <w:sz w:val="16"/>
+                <w:szCs w:val="13"/>
+              </w:rPr>
+              <w:t>Record  . . .</w:t>
+            </w:r>
+            <w:proofErr w:type="gramEnd"/>
+            <w:r>
+              <w:rPr>
+                <w:sz w:val="16"/>
+                <w:szCs w:val="13"/>
+              </w:rPr>
+              <w:t xml:space="preserve"> </w:t>
+            </w:r>
+            <w:proofErr w:type="gramStart"/>
+            <w:r>
+              <w:rPr>
+                <w:sz w:val="16"/>
+                <w:szCs w:val="13"/>
+              </w:rPr>
+              <w:t>. :</w:t>
+            </w:r>
+            <w:proofErr w:type="gramEnd"/>
+            <w:r>
+              <w:rPr>
+                <w:sz w:val="16"/>
+                <w:szCs w:val="13"/>
+              </w:rPr>
+              <w:t xml:space="preserve"> array517.prod.do.dsp.mp.microsoft.com</w:t>
+            </w:r>
+          </w:p>
+          <w:p>
+            <w:pPr>
+              <w:snapToGrid w:val="0"/>
+              <w:spacing w:line="240" w:lineRule="auto"/>
+              <w:ind w:firstLineChars="0" w:firstLine="0"/>
+              <w:rPr>
+                <w:sz w:val="16"/>
+                <w:szCs w:val="13"/>
+              </w:rPr>
+            </w:pPr>
+          </w:p>
+          <w:p>
+            <w:pPr>
+              <w:snapToGrid w:val="0"/>
+              <w:spacing w:line="240" w:lineRule="auto"/>
+              <w:ind w:firstLineChars="0" w:firstLine="0"/>
+              <w:rPr>
+                <w:sz w:val="16"/>
+                <w:szCs w:val="13"/>
+              </w:rPr>
+            </w:pPr>
+          </w:p>
+          <w:p>
+            <w:pPr>
+              <w:snapToGrid w:val="0"/>
+              <w:spacing w:line="240" w:lineRule="auto"/>
+              <w:ind w:firstLineChars="0" w:firstLine="0"/>
+              <w:rPr>
+                <w:sz w:val="16"/>
+                <w:szCs w:val="13"/>
+              </w:rPr>
+            </w:pPr>
+            <w:r>
+              <w:rPr>
+                <w:sz w:val="16"/>
+                <w:szCs w:val="13"/>
+              </w:rPr>
+              <w:t xml:space="preserve">    Record Name </w:t>
+            </w:r>
+            <w:proofErr w:type="gramStart"/>
+            <w:r>
+              <w:rPr>
+                <w:sz w:val="16"/>
+                <w:szCs w:val="13"/>
+              </w:rPr>
+              <w:t>. . . .</w:t>
+            </w:r>
+            <w:proofErr w:type="gramEnd"/>
+            <w:r>
+              <w:rPr>
+                <w:sz w:val="16"/>
+                <w:szCs w:val="13"/>
+              </w:rPr>
+              <w:t xml:space="preserve"> </w:t>
+            </w:r>
+            <w:proofErr w:type="gramStart"/>
+            <w:r>
+              <w:rPr>
+                <w:sz w:val="16"/>
+                <w:szCs w:val="13"/>
+              </w:rPr>
+              <w:t>. :</w:t>
+            </w:r>
+            <w:proofErr w:type="gramEnd"/>
+            <w:r>
+              <w:rPr>
+                <w:sz w:val="16"/>
+                <w:szCs w:val="13"/>
+              </w:rPr>
+              <w:t xml:space="preserve"> array517.prod.do.dsp.mp.microsoft.com</w:t>
+            </w:r>
+          </w:p>
+          <w:p>
+            <w:pPr>
+              <w:snapToGrid w:val="0"/>
+              <w:spacing w:line="240" w:lineRule="auto"/>
+              <w:ind w:firstLineChars="0" w:firstLine="0"/>
+              <w:rPr>
+                <w:sz w:val="16"/>
+                <w:szCs w:val="13"/>
+              </w:rPr>
+            </w:pPr>
+            <w:r>
+              <w:rPr>
+                <w:sz w:val="16"/>
+                <w:szCs w:val="13"/>
+              </w:rPr>
+              <w:t xml:space="preserve">    Record Type </w:t>
+            </w:r>
+            <w:proofErr w:type="gramStart"/>
+            <w:r>
+              <w:rPr>
+                <w:sz w:val="16"/>
+                <w:szCs w:val="13"/>
+              </w:rPr>
+              <w:t>. . . .</w:t>
+            </w:r>
+            <w:proofErr w:type="gramEnd"/>
+            <w:r>
+              <w:rPr>
+                <w:sz w:val="16"/>
+                <w:szCs w:val="13"/>
+              </w:rPr>
+              <w:t xml:space="preserve"> </w:t>
+            </w:r>
+            <w:proofErr w:type="gramStart"/>
+            <w:r>
+              <w:rPr>
+                <w:sz w:val="16"/>
+                <w:szCs w:val="13"/>
+              </w:rPr>
+              <w:t>. :</w:t>
+            </w:r>
+            <w:proofErr w:type="gramEnd"/>
+            <w:r>
+              <w:rPr>
+                <w:sz w:val="16"/>
+                <w:szCs w:val="13"/>
+              </w:rPr>
+              <w:t xml:space="preserve"> 1</w:t>
+            </w:r>
+          </w:p>
+          <w:p>
+            <w:pPr>
+              <w:snapToGrid w:val="0"/>
+              <w:spacing w:line="240" w:lineRule="auto"/>
+              <w:ind w:firstLineChars="0" w:firstLine="0"/>
+              <w:rPr>
+                <w:sz w:val="16"/>
+                <w:szCs w:val="13"/>
+              </w:rPr>
+            </w:pPr>
+            <w:r>
+              <w:rPr>
+                <w:sz w:val="16"/>
+                <w:szCs w:val="13"/>
+              </w:rPr>
+              <w:t xml:space="preserve">    Time To </w:t>
+            </w:r>
+            <w:proofErr w:type="gramStart"/>
+            <w:r>
+              <w:rPr>
+                <w:sz w:val="16"/>
+                <w:szCs w:val="13"/>
+              </w:rPr>
+              <w:t>Live  . . .</w:t>
+            </w:r>
+            <w:proofErr w:type="gramEnd"/>
+            <w:r>
+              <w:rPr>
+                <w:sz w:val="16"/>
+                <w:szCs w:val="13"/>
+              </w:rPr>
+              <w:t xml:space="preserve"> </w:t>
+            </w:r>
+            <w:proofErr w:type="gramStart"/>
+            <w:r>
+              <w:rPr>
+                <w:sz w:val="16"/>
+                <w:szCs w:val="13"/>
+              </w:rPr>
+              <w:t>. :</w:t>
+            </w:r>
+            <w:proofErr w:type="gramEnd"/>
+            <w:r>
+              <w:rPr>
+                <w:sz w:val="16"/>
+                <w:szCs w:val="13"/>
+              </w:rPr>
+              <w:t xml:space="preserve"> 81</w:t>
+            </w:r>
+          </w:p>
+          <w:p>
+            <w:pPr>
+              <w:snapToGrid w:val="0"/>
+              <w:spacing w:line="240" w:lineRule="auto"/>
+              <w:ind w:firstLineChars="0" w:firstLine="0"/>
+              <w:rPr>
+                <w:sz w:val="16"/>
+                <w:szCs w:val="13"/>
+              </w:rPr>
+            </w:pPr>
+            <w:r>
+              <w:rPr>
+                <w:sz w:val="16"/>
+                <w:szCs w:val="13"/>
+              </w:rPr>
+              <w:t xml:space="preserve">    Data Length </w:t>
+            </w:r>
+            <w:proofErr w:type="gramStart"/>
+            <w:r>
+              <w:rPr>
+                <w:sz w:val="16"/>
+                <w:szCs w:val="13"/>
+              </w:rPr>
+              <w:t>. . . .</w:t>
+            </w:r>
+            <w:proofErr w:type="gramEnd"/>
+            <w:r>
+              <w:rPr>
+                <w:sz w:val="16"/>
+                <w:szCs w:val="13"/>
+              </w:rPr>
+              <w:t xml:space="preserve"> </w:t>
+            </w:r>
+            <w:proofErr w:type="gramStart"/>
+            <w:r>
+              <w:rPr>
+                <w:sz w:val="16"/>
+                <w:szCs w:val="13"/>
+              </w:rPr>
+              <w:t>. :</w:t>
+            </w:r>
+            <w:proofErr w:type="gramEnd"/>
+            <w:r>
+              <w:rPr>
+                <w:sz w:val="16"/>
+                <w:szCs w:val="13"/>
+              </w:rPr>
+              <w:t xml:space="preserve"> 4</w:t>
+            </w:r>
+          </w:p>
+          <w:p>
+            <w:pPr>
+              <w:snapToGrid w:val="0"/>
+              <w:spacing w:line="240" w:lineRule="auto"/>
+              <w:ind w:firstLineChars="0" w:firstLine="0"/>
+              <w:rPr>
+                <w:sz w:val="16"/>
+                <w:szCs w:val="13"/>
+              </w:rPr>
+            </w:pPr>
+            <w:r>
+              <w:rPr>
+                <w:sz w:val="16"/>
+                <w:szCs w:val="13"/>
+              </w:rPr>
+              <w:t xml:space="preserve">    Section . . . </w:t>
+            </w:r>
+            <w:proofErr w:type="gramStart"/>
+            <w:r>
+              <w:rPr>
+                <w:sz w:val="16"/>
+                <w:szCs w:val="13"/>
+              </w:rPr>
+              <w:t>. . . .</w:t>
+            </w:r>
+            <w:proofErr w:type="gramEnd"/>
+            <w:r>
+              <w:rPr>
+                <w:sz w:val="16"/>
+                <w:szCs w:val="13"/>
+              </w:rPr>
+              <w:t xml:space="preserve"> : Answer</w:t>
+            </w:r>
+          </w:p>
+          <w:p>
+            <w:pPr>
+              <w:snapToGrid w:val="0"/>
+              <w:spacing w:line="240" w:lineRule="auto"/>
+              <w:ind w:firstLineChars="0" w:firstLine="0"/>
+              <w:rPr>
+                <w:sz w:val="16"/>
+                <w:szCs w:val="13"/>
+              </w:rPr>
+            </w:pPr>
+            <w:r>
+              <w:rPr>
+                <w:sz w:val="16"/>
+                <w:szCs w:val="13"/>
+              </w:rPr>
+              <w:t xml:space="preserve">    A (Host) Record </w:t>
+            </w:r>
+            <w:proofErr w:type="gramStart"/>
+            <w:r>
+              <w:rPr>
+                <w:sz w:val="16"/>
+                <w:szCs w:val="13"/>
+              </w:rPr>
+              <w:t>. . . :</w:t>
+            </w:r>
+            <w:proofErr w:type="gramEnd"/>
+            <w:r>
+              <w:rPr>
+                <w:sz w:val="16"/>
+                <w:szCs w:val="13"/>
+              </w:rPr>
+              <w:t xml:space="preserve"> 72.153.5.138</w:t>
+            </w:r>
+          </w:p>
+          <w:p>
+            <w:pPr>
+              <w:snapToGrid w:val="0"/>
+              <w:spacing w:line="240" w:lineRule="auto"/>
+              <w:ind w:firstLineChars="0" w:firstLine="0"/>
+              <w:rPr>
+                <w:sz w:val="16"/>
+                <w:szCs w:val="13"/>
+              </w:rPr>
+            </w:pPr>
+          </w:p>
+          <w:p>
+            <w:pPr>
+              <w:snapToGrid w:val="0"/>
+              <w:spacing w:line="240" w:lineRule="auto"/>
+              <w:ind w:firstLineChars="0" w:firstLine="0"/>
+              <w:rPr>
+                <w:sz w:val="16"/>
+                <w:szCs w:val="13"/>
+              </w:rPr>
+            </w:pPr>
+          </w:p>
+          <w:p>
+            <w:pPr>
+              <w:snapToGrid w:val="0"/>
+              <w:spacing w:line="240" w:lineRule="auto"/>
+              <w:ind w:firstLineChars="0" w:firstLine="0"/>
+              <w:rPr>
+                <w:sz w:val="16"/>
+                <w:szCs w:val="13"/>
+              </w:rPr>
+            </w:pPr>
+            <w:r>
+              <w:rPr>
+                <w:sz w:val="16"/>
+                <w:szCs w:val="13"/>
+              </w:rPr>
+              <w:t xml:space="preserve">    time.windows.com</w:t>
+            </w:r>
+          </w:p>
+          <w:p>
+            <w:pPr>
+              <w:snapToGrid w:val="0"/>
+              <w:spacing w:line="240" w:lineRule="auto"/>
+              <w:ind w:firstLineChars="0" w:firstLine="0"/>
+              <w:rPr>
+                <w:sz w:val="16"/>
+                <w:szCs w:val="13"/>
+              </w:rPr>
+            </w:pPr>
+            <w:r>
+              <w:rPr>
+                <w:sz w:val="16"/>
+                <w:szCs w:val="13"/>
+              </w:rPr>
+              <w:t xml:space="preserve">    ----------------------------------------</w:t>
+            </w:r>
+          </w:p>
+          <w:p>
+            <w:pPr>
+              <w:snapToGrid w:val="0"/>
+              <w:spacing w:line="240" w:lineRule="auto"/>
+              <w:ind w:firstLineChars="0" w:firstLine="0"/>
+              <w:rPr>
+                <w:sz w:val="16"/>
+                <w:szCs w:val="13"/>
+              </w:rPr>
+            </w:pPr>
+            <w:r>
+              <w:rPr>
+                <w:sz w:val="16"/>
+                <w:szCs w:val="13"/>
+              </w:rPr>
+              <w:t xml:space="preserve">    Record Name </w:t>
+            </w:r>
+            <w:proofErr w:type="gramStart"/>
+            <w:r>
+              <w:rPr>
+                <w:sz w:val="16"/>
+                <w:szCs w:val="13"/>
+              </w:rPr>
+              <w:t>. . . .</w:t>
+            </w:r>
+            <w:proofErr w:type="gramEnd"/>
+            <w:r>
+              <w:rPr>
+                <w:sz w:val="16"/>
+                <w:szCs w:val="13"/>
+              </w:rPr>
+              <w:t xml:space="preserve"> </w:t>
+            </w:r>
+            <w:proofErr w:type="gramStart"/>
+            <w:r>
+              <w:rPr>
+                <w:sz w:val="16"/>
+                <w:szCs w:val="13"/>
+              </w:rPr>
+              <w:t>. :</w:t>
+            </w:r>
+            <w:proofErr w:type="gramEnd"/>
+            <w:r>
+              <w:rPr>
+                <w:sz w:val="16"/>
+                <w:szCs w:val="13"/>
+              </w:rPr>
+              <w:t xml:space="preserve"> time.windows.com</w:t>
+            </w:r>
+          </w:p>
+          <w:p>
+            <w:pPr>
+              <w:snapToGrid w:val="0"/>
+              <w:spacing w:line="240" w:lineRule="auto"/>
+              <w:ind w:firstLineChars="0" w:firstLine="0"/>
+              <w:rPr>
+                <w:sz w:val="16"/>
+                <w:szCs w:val="13"/>
+              </w:rPr>
+            </w:pPr>
+            <w:r>
+              <w:rPr>
+                <w:sz w:val="16"/>
+                <w:szCs w:val="13"/>
+              </w:rPr>
+              <w:t xml:space="preserve">    Record Type </w:t>
+            </w:r>
+            <w:proofErr w:type="gramStart"/>
+            <w:r>
+              <w:rPr>
+                <w:sz w:val="16"/>
+                <w:szCs w:val="13"/>
+              </w:rPr>
+              <w:t>. . . .</w:t>
+            </w:r>
+            <w:proofErr w:type="gramEnd"/>
+            <w:r>
+              <w:rPr>
+                <w:sz w:val="16"/>
+                <w:szCs w:val="13"/>
+              </w:rPr>
+              <w:t xml:space="preserve"> </w:t>
+            </w:r>
+            <w:proofErr w:type="gramStart"/>
+            <w:r>
+              <w:rPr>
+                <w:sz w:val="16"/>
+                <w:szCs w:val="13"/>
+              </w:rPr>
+              <w:t>. :</w:t>
+            </w:r>
+            <w:proofErr w:type="gramEnd"/>
+            <w:r>
+              <w:rPr>
+                <w:sz w:val="16"/>
+                <w:szCs w:val="13"/>
+              </w:rPr>
+              <w:t xml:space="preserve"> 5</w:t>
+            </w:r>
+          </w:p>
+          <w:p>
+            <w:pPr>
+              <w:snapToGrid w:val="0"/>
+              <w:spacing w:line="240" w:lineRule="auto"/>
+              <w:ind w:firstLineChars="0" w:firstLine="0"/>
+              <w:rPr>
+                <w:sz w:val="16"/>
+                <w:szCs w:val="13"/>
+              </w:rPr>
+            </w:pPr>
+            <w:r>
+              <w:rPr>
+                <w:sz w:val="16"/>
+                <w:szCs w:val="13"/>
+              </w:rPr>
+              <w:t xml:space="preserve">    Time To </w:t>
+            </w:r>
+            <w:proofErr w:type="gramStart"/>
+            <w:r>
+              <w:rPr>
+                <w:sz w:val="16"/>
+                <w:szCs w:val="13"/>
+              </w:rPr>
+              <w:t>Live  . . .</w:t>
+            </w:r>
+            <w:proofErr w:type="gramEnd"/>
+            <w:r>
+              <w:rPr>
+                <w:sz w:val="16"/>
+                <w:szCs w:val="13"/>
+              </w:rPr>
+              <w:t xml:space="preserve"> </w:t>
+            </w:r>
+            <w:proofErr w:type="gramStart"/>
+            <w:r>
+              <w:rPr>
+                <w:sz w:val="16"/>
+                <w:szCs w:val="13"/>
+              </w:rPr>
+              <w:t>. :</w:t>
+            </w:r>
+            <w:proofErr w:type="gramEnd"/>
+            <w:r>
+              <w:rPr>
+                <w:sz w:val="16"/>
+                <w:szCs w:val="13"/>
+              </w:rPr>
+              <w:t xml:space="preserve"> 346</w:t>
+            </w:r>
+          </w:p>
+          <w:p>
+            <w:pPr>
+              <w:snapToGrid w:val="0"/>
+              <w:spacing w:line="240" w:lineRule="auto"/>
+              <w:ind w:firstLineChars="0" w:firstLine="0"/>
+              <w:rPr>
+                <w:sz w:val="16"/>
+                <w:szCs w:val="13"/>
+              </w:rPr>
+            </w:pPr>
+            <w:r>
+              <w:rPr>
+                <w:sz w:val="16"/>
+                <w:szCs w:val="13"/>
+              </w:rPr>
+              <w:t xml:space="preserve">    Data Length </w:t>
+            </w:r>
+            <w:proofErr w:type="gramStart"/>
+            <w:r>
+              <w:rPr>
+                <w:sz w:val="16"/>
+                <w:szCs w:val="13"/>
+              </w:rPr>
+              <w:t>. . . .</w:t>
+            </w:r>
+            <w:proofErr w:type="gramEnd"/>
+            <w:r>
+              <w:rPr>
+                <w:sz w:val="16"/>
+                <w:szCs w:val="13"/>
+              </w:rPr>
+              <w:t xml:space="preserve"> </w:t>
+            </w:r>
+            <w:proofErr w:type="gramStart"/>
+            <w:r>
+              <w:rPr>
+                <w:sz w:val="16"/>
+                <w:szCs w:val="13"/>
+              </w:rPr>
+              <w:t>. :</w:t>
+            </w:r>
+            <w:proofErr w:type="gramEnd"/>
+            <w:r>
+              <w:rPr>
+                <w:sz w:val="16"/>
+                <w:szCs w:val="13"/>
+              </w:rPr>
+              <w:t xml:space="preserve"> 8</w:t>
+            </w:r>
+          </w:p>
+          <w:p>
+            <w:pPr>
+              <w:snapToGrid w:val="0"/>
+              <w:spacing w:line="240" w:lineRule="auto"/>
+              <w:ind w:firstLineChars="0" w:firstLine="0"/>
+              <w:rPr>
+                <w:sz w:val="16"/>
+                <w:szCs w:val="13"/>
+              </w:rPr>
+            </w:pPr>
+            <w:r>
+              <w:rPr>
+                <w:sz w:val="16"/>
+                <w:szCs w:val="13"/>
+              </w:rPr>
+              <w:t xml:space="preserve">    Section . . . </w:t>
+            </w:r>
+            <w:proofErr w:type="gramStart"/>
+            <w:r>
+              <w:rPr>
+                <w:sz w:val="16"/>
+                <w:szCs w:val="13"/>
+              </w:rPr>
+              <w:t>. . . .</w:t>
+            </w:r>
+            <w:proofErr w:type="gramEnd"/>
+            <w:r>
+              <w:rPr>
+                <w:sz w:val="16"/>
+                <w:szCs w:val="13"/>
+              </w:rPr>
+              <w:t xml:space="preserve"> : Answer</w:t>
+            </w:r>
+          </w:p>
+          <w:p>
+            <w:pPr>
+              <w:snapToGrid w:val="0"/>
+              <w:spacing w:line="240" w:lineRule="auto"/>
+              <w:ind w:firstLineChars="0" w:firstLine="0"/>
+              <w:rPr>
+                <w:sz w:val="16"/>
+                <w:szCs w:val="13"/>
+              </w:rPr>
+            </w:pPr>
+            <w:r>
+              <w:rPr>
+                <w:sz w:val="16"/>
+                <w:szCs w:val="13"/>
+              </w:rPr>
+              <w:t xml:space="preserve">    CNAME </w:t>
+            </w:r>
+            <w:proofErr w:type="gramStart"/>
+            <w:r>
+              <w:rPr>
+                <w:sz w:val="16"/>
+                <w:szCs w:val="13"/>
+              </w:rPr>
+              <w:t>Record  . . .</w:t>
+            </w:r>
+            <w:proofErr w:type="gramEnd"/>
+            <w:r>
+              <w:rPr>
+                <w:sz w:val="16"/>
+                <w:szCs w:val="13"/>
+              </w:rPr>
+              <w:t xml:space="preserve"> </w:t>
+            </w:r>
+            <w:proofErr w:type="gramStart"/>
+            <w:r>
+              <w:rPr>
+                <w:sz w:val="16"/>
+                <w:szCs w:val="13"/>
+              </w:rPr>
+              <w:t>. :</w:t>
+            </w:r>
+            <w:proofErr w:type="gramEnd"/>
+            <w:r>
+              <w:rPr>
+                <w:sz w:val="16"/>
+                <w:szCs w:val="13"/>
+              </w:rPr>
+              <w:t xml:space="preserve"> twc.trafficmanager.net</w:t>
+            </w:r>
+          </w:p>
+          <w:p>
+            <w:pPr>
+              <w:snapToGrid w:val="0"/>
+              <w:spacing w:line="240" w:lineRule="auto"/>
+              <w:ind w:firstLineChars="0" w:firstLine="0"/>
+              <w:rPr>
+                <w:sz w:val="16"/>
+                <w:szCs w:val="13"/>
+              </w:rPr>
+            </w:pPr>
+          </w:p>
+          <w:p>
+            <w:pPr>
+              <w:snapToGrid w:val="0"/>
+              <w:spacing w:line="240" w:lineRule="auto"/>
+              <w:ind w:firstLineChars="0" w:firstLine="0"/>
+              <w:rPr>
+                <w:sz w:val="16"/>
+                <w:szCs w:val="13"/>
+              </w:rPr>
+            </w:pPr>
+          </w:p>
+          <w:p>
+            <w:pPr>
+              <w:snapToGrid w:val="0"/>
+              <w:spacing w:line="240" w:lineRule="auto"/>
+              <w:ind w:firstLineChars="0" w:firstLine="0"/>
+              <w:rPr>
+                <w:sz w:val="16"/>
+                <w:szCs w:val="13"/>
+              </w:rPr>
+            </w:pPr>
+            <w:r>
+              <w:rPr>
+                <w:sz w:val="16"/>
+                <w:szCs w:val="13"/>
+              </w:rPr>
+              <w:t xml:space="preserve">    Record Name </w:t>
+            </w:r>
+            <w:proofErr w:type="gramStart"/>
+            <w:r>
+              <w:rPr>
+                <w:sz w:val="16"/>
+                <w:szCs w:val="13"/>
+              </w:rPr>
+              <w:t>. . . .</w:t>
+            </w:r>
+            <w:proofErr w:type="gramEnd"/>
+            <w:r>
+              <w:rPr>
+                <w:sz w:val="16"/>
+                <w:szCs w:val="13"/>
+              </w:rPr>
+              <w:t xml:space="preserve"> </w:t>
+            </w:r>
+            <w:proofErr w:type="gramStart"/>
+            <w:r>
+              <w:rPr>
+                <w:sz w:val="16"/>
+                <w:szCs w:val="13"/>
+              </w:rPr>
+              <w:t>. :</w:t>
+            </w:r>
+            <w:proofErr w:type="gramEnd"/>
+            <w:r>
+              <w:rPr>
+                <w:sz w:val="16"/>
+                <w:szCs w:val="13"/>
+              </w:rPr>
+              <w:t xml:space="preserve"> twc.trafficmanager.net</w:t>
+            </w:r>
+          </w:p>
+          <w:p>
+            <w:pPr>
+              <w:snapToGrid w:val="0"/>
+              <w:spacing w:line="240" w:lineRule="auto"/>
+              <w:ind w:firstLineChars="0" w:firstLine="0"/>
+              <w:rPr>
+                <w:sz w:val="16"/>
+                <w:szCs w:val="13"/>
+              </w:rPr>
+            </w:pPr>
+            <w:r>
+              <w:rPr>
+                <w:sz w:val="16"/>
+                <w:szCs w:val="13"/>
+              </w:rPr>
+              <w:t xml:space="preserve">    Record Type </w:t>
+            </w:r>
+            <w:proofErr w:type="gramStart"/>
+            <w:r>
+              <w:rPr>
+                <w:sz w:val="16"/>
+                <w:szCs w:val="13"/>
+              </w:rPr>
+              <w:t>. . . .</w:t>
+            </w:r>
+            <w:proofErr w:type="gramEnd"/>
+            <w:r>
+              <w:rPr>
+                <w:sz w:val="16"/>
+                <w:szCs w:val="13"/>
+              </w:rPr>
+              <w:t xml:space="preserve"> </w:t>
+            </w:r>
+            <w:proofErr w:type="gramStart"/>
+            <w:r>
+              <w:rPr>
+                <w:sz w:val="16"/>
+                <w:szCs w:val="13"/>
+              </w:rPr>
+              <w:t>. :</w:t>
+            </w:r>
+            <w:proofErr w:type="gramEnd"/>
+            <w:r>
+              <w:rPr>
+                <w:sz w:val="16"/>
+                <w:szCs w:val="13"/>
+              </w:rPr>
+              <w:t xml:space="preserve"> 1</w:t>
+            </w:r>
+          </w:p>
+          <w:p>
+            <w:pPr>
+              <w:snapToGrid w:val="0"/>
+              <w:spacing w:line="240" w:lineRule="auto"/>
+              <w:ind w:firstLineChars="0" w:firstLine="0"/>
+              <w:rPr>
+                <w:sz w:val="16"/>
+                <w:szCs w:val="13"/>
+              </w:rPr>
+            </w:pPr>
+            <w:r>
+              <w:rPr>
+                <w:sz w:val="16"/>
+                <w:szCs w:val="13"/>
+              </w:rPr>
+              <w:t xml:space="preserve">    Time To </w:t>
+            </w:r>
+            <w:proofErr w:type="gramStart"/>
+            <w:r>
+              <w:rPr>
+                <w:sz w:val="16"/>
+                <w:szCs w:val="13"/>
+              </w:rPr>
+              <w:t>Live  . . .</w:t>
+            </w:r>
+            <w:proofErr w:type="gramEnd"/>
+            <w:r>
+              <w:rPr>
+                <w:sz w:val="16"/>
+                <w:szCs w:val="13"/>
+              </w:rPr>
+              <w:t xml:space="preserve"> </w:t>
+            </w:r>
+            <w:proofErr w:type="gramStart"/>
+            <w:r>
+              <w:rPr>
+                <w:sz w:val="16"/>
+                <w:szCs w:val="13"/>
+              </w:rPr>
+              <w:t>. :</w:t>
+            </w:r>
+            <w:proofErr w:type="gramEnd"/>
+            <w:r>
+              <w:rPr>
+                <w:sz w:val="16"/>
+                <w:szCs w:val="13"/>
+              </w:rPr>
+              <w:t xml:space="preserve"> 346</w:t>
+            </w:r>
+          </w:p>
+          <w:p>
+            <w:pPr>
+              <w:snapToGrid w:val="0"/>
+              <w:spacing w:line="240" w:lineRule="auto"/>
+              <w:ind w:firstLineChars="0" w:firstLine="0"/>
+              <w:rPr>
+                <w:sz w:val="16"/>
+                <w:szCs w:val="13"/>
+              </w:rPr>
+            </w:pPr>
+            <w:r>
+              <w:rPr>
+                <w:sz w:val="16"/>
+                <w:szCs w:val="13"/>
+              </w:rPr>
+              <w:t xml:space="preserve">    Data Length </w:t>
+            </w:r>
+            <w:proofErr w:type="gramStart"/>
+            <w:r>
+              <w:rPr>
+                <w:sz w:val="16"/>
+                <w:szCs w:val="13"/>
+              </w:rPr>
+              <w:t>. . . .</w:t>
+            </w:r>
+            <w:proofErr w:type="gramEnd"/>
+            <w:r>
+              <w:rPr>
+                <w:sz w:val="16"/>
+                <w:szCs w:val="13"/>
+              </w:rPr>
+              <w:t xml:space="preserve"> </w:t>
+            </w:r>
+            <w:proofErr w:type="gramStart"/>
+            <w:r>
+              <w:rPr>
+                <w:sz w:val="16"/>
+                <w:szCs w:val="13"/>
+              </w:rPr>
+              <w:t>. :</w:t>
+            </w:r>
+            <w:proofErr w:type="gramEnd"/>
+            <w:r>
+              <w:rPr>
+                <w:sz w:val="16"/>
+                <w:szCs w:val="13"/>
+              </w:rPr>
+              <w:t xml:space="preserve"> 4</w:t>
+            </w:r>
+          </w:p>
+          <w:p>
+            <w:pPr>
+              <w:snapToGrid w:val="0"/>
+              <w:spacing w:line="240" w:lineRule="auto"/>
+              <w:ind w:firstLineChars="0" w:firstLine="0"/>
+              <w:rPr>
+                <w:sz w:val="16"/>
+                <w:szCs w:val="13"/>
+              </w:rPr>
+            </w:pPr>
+            <w:r>
+              <w:rPr>
+                <w:sz w:val="16"/>
+                <w:szCs w:val="13"/>
+              </w:rPr>
+              <w:t xml:space="preserve">    Section . . . </w:t>
+            </w:r>
+            <w:proofErr w:type="gramStart"/>
+            <w:r>
+              <w:rPr>
+                <w:sz w:val="16"/>
+                <w:szCs w:val="13"/>
+              </w:rPr>
+              <w:t>. . . .</w:t>
+            </w:r>
+            <w:proofErr w:type="gramEnd"/>
+            <w:r>
+              <w:rPr>
+                <w:sz w:val="16"/>
+                <w:szCs w:val="13"/>
+              </w:rPr>
+              <w:t xml:space="preserve"> : Answer</w:t>
+            </w:r>
+          </w:p>
+          <w:p>
+            <w:pPr>
+              <w:snapToGrid w:val="0"/>
+              <w:spacing w:line="240" w:lineRule="auto"/>
+              <w:ind w:firstLineChars="0" w:firstLine="0"/>
+              <w:rPr>
+                <w:sz w:val="16"/>
+                <w:szCs w:val="13"/>
+              </w:rPr>
+            </w:pPr>
+            <w:r>
+              <w:rPr>
+                <w:sz w:val="16"/>
+                <w:szCs w:val="13"/>
+              </w:rPr>
+              <w:t xml:space="preserve">    A (Host) Record </w:t>
+            </w:r>
+            <w:proofErr w:type="gramStart"/>
+            <w:r>
+              <w:rPr>
+                <w:sz w:val="16"/>
+                <w:szCs w:val="13"/>
+              </w:rPr>
+              <w:t>. . . :</w:t>
+            </w:r>
+            <w:proofErr w:type="gramEnd"/>
+            <w:r>
+              <w:rPr>
+                <w:sz w:val="16"/>
+                <w:szCs w:val="13"/>
+              </w:rPr>
+              <w:t xml:space="preserve"> 52.231.114.183</w:t>
+            </w:r>
           </w:p>
         </w:tc>
       </w:tr>
@@ -966,8 +2503,46 @@
     </w:p>
     <w:p>
       <w:pPr>
-        <w:ind w:firstLine="480"/>
-      </w:pPr>
+        <w:ind w:firstLineChars="0" w:firstLine="0"/>
+        <w:jc w:val="center"/>
+      </w:pPr>
+      <w:r>
+        <w:drawing>
+          <wp:inline distT="0" distB="0" distL="0" distR="0" wp14:anchorId="352923BE" wp14:editId="5EB99FB7">
+            <wp:extent cx="3555215" cy="1655619"/>
+            <wp:effectExtent l="0" t="0" r="7620" b="1905"/>
+            <wp:docPr id="559367012" name="Picture 1"/>
+            <wp:cNvGraphicFramePr>
+              <a:graphicFrameLocks xmlns:a="http://schemas.openxmlformats.org/drawingml/2006/main" noChangeAspect="1"/>
+            </wp:cNvGraphicFramePr>
+            <a:graphic xmlns:a="http://schemas.openxmlformats.org/drawingml/2006/main">
+              <a:graphicData uri="http://schemas.openxmlformats.org/drawingml/2006/picture">
+                <pic:pic xmlns:pic="http://schemas.openxmlformats.org/drawingml/2006/picture">
+                  <pic:nvPicPr>
+                    <pic:cNvPr id="559367012" name=""/>
+                    <pic:cNvPicPr/>
+                  </pic:nvPicPr>
+                  <pic:blipFill>
+                    <a:blip r:embed="rId7"/>
+                    <a:stretch>
+                      <a:fillRect/>
+                    </a:stretch>
+                  </pic:blipFill>
+                  <pic:spPr>
+                    <a:xfrm>
+                      <a:off x="0" y="0"/>
+                      <a:ext cx="3563065" cy="1659275"/>
+                    </a:xfrm>
+                    <a:prstGeom prst="rect">
+                      <a:avLst/>
+                    </a:prstGeom>
+                  </pic:spPr>
+                </pic:pic>
+              </a:graphicData>
+            </a:graphic>
+          </wp:inline>
+        </w:drawing>
+      </w:r>
     </w:p>
     <w:p>
       <w:pPr>
@@ -979,6 +2554,7 @@
           <w:b/>
           <w:bCs/>
         </w:rPr>
+        <w:lastRenderedPageBreak/>
         <w:t>步骤</w:t>
       </w:r>
       <w:r>
@@ -1105,7 +2681,7 @@
       <w:r>
         <w:t xml:space="preserve">dns.qry.name contains </w:t>
       </w:r>
-      <w:hyperlink r:id="rId7" w:history="1">
+      <w:hyperlink r:id="rId8" w:history="1">
         <w:r>
           <w:rPr>
             <w:rStyle w:val="Hyperlink"/>
@@ -1132,6 +2708,9 @@
         <w:jc w:val="center"/>
       </w:pPr>
       <w:r>
+        <w:rPr>
+          <w:noProof/>
+        </w:rPr>
         <w:drawing>
           <wp:inline distT="0" distB="0" distL="0" distR="0" wp14:anchorId="1CC663E6" wp14:editId="5DB289E3">
             <wp:extent cx="5808747" cy="2987040"/>
@@ -1148,7 +2727,7 @@
                     <pic:cNvPicPr/>
                   </pic:nvPicPr>
                   <pic:blipFill>
-                    <a:blip r:embed="rId8" cstate="print">
+                    <a:blip r:embed="rId9" cstate="print">
                       <a:extLst>
                         <a:ext uri="{28A0092B-C50C-407E-A947-70E740481C1C}">
                           <a14:useLocalDpi xmlns:a14="http://schemas.microsoft.com/office/drawing/2010/main" val="0"/>
@@ -1477,7 +3056,6 @@
         <w:rPr>
           <w:rFonts w:hint="eastAsia"/>
         </w:rPr>
-        <w:lastRenderedPageBreak/>
         <w:t>2.</w:t>
       </w:r>
       <w:r>
@@ -1547,8 +3125,12 @@
         <w:ind w:firstLineChars="0" w:firstLine="0"/>
       </w:pPr>
       <w:r>
+        <w:rPr>
+          <w:noProof/>
+        </w:rPr>
+        <w:lastRenderedPageBreak/>
         <w:drawing>
-          <wp:inline distT="0" distB="0" distL="0" distR="0" wp14:anchorId="4F4F00D6" wp14:editId="50D02F47">
+          <wp:inline distT="0" distB="0" distL="0" distR="0" wp14:anchorId="4F4F00D6" wp14:editId="2B6F4FC6">
             <wp:extent cx="5134115" cy="5342255"/>
             <wp:effectExtent l="0" t="0" r="0" b="4445"/>
             <wp:docPr id="690185685" name="Picture 1"/>
@@ -1563,7 +3145,7 @@
                     <pic:cNvPicPr/>
                   </pic:nvPicPr>
                   <pic:blipFill>
-                    <a:blip r:embed="rId9" cstate="print">
+                    <a:blip r:embed="rId10" cstate="print">
                       <a:extLst>
                         <a:ext uri="{28A0092B-C50C-407E-A947-70E740481C1C}">
                           <a14:useLocalDpi xmlns:a14="http://schemas.microsoft.com/office/drawing/2010/main" val="0"/>
@@ -1670,7 +3252,6 @@
             <w:pPr>
               <w:ind w:firstLineChars="0" w:firstLine="0"/>
               <w:rPr>
-                <w:rFonts w:hint="eastAsia"/>
                 <w:b/>
               </w:rPr>
             </w:pPr>
@@ -1730,7 +3311,6 @@
             <w:pPr>
               <w:ind w:firstLineChars="0" w:firstLine="0"/>
               <w:rPr>
-                <w:rFonts w:hint="eastAsia"/>
                 <w:b/>
               </w:rPr>
             </w:pPr>
@@ -1784,7 +3364,6 @@
             <w:pPr>
               <w:ind w:firstLineChars="0" w:firstLine="0"/>
               <w:rPr>
-                <w:rFonts w:hint="eastAsia"/>
                 <w:b/>
               </w:rPr>
             </w:pPr>
@@ -2098,7 +3677,7 @@
         </w:rPr>
         <w:t xml:space="preserve">3.1 </w:t>
       </w:r>
-      <w:hyperlink r:id="rId10" w:history="1">
+      <w:hyperlink r:id="rId11" w:history="1">
         <w:r>
           <w:rPr>
             <w:rFonts w:hint="eastAsia"/>
@@ -2131,11 +3710,14 @@
         <w:jc w:val="left"/>
       </w:pPr>
       <w:r>
+        <w:rPr>
+          <w:noProof/>
+        </w:rPr>
         <w:lastRenderedPageBreak/>
         <w:drawing>
-          <wp:inline distT="0" distB="0" distL="0" distR="0" wp14:anchorId="344F1CD1" wp14:editId="641420F6">
-            <wp:extent cx="5274310" cy="1632878"/>
-            <wp:effectExtent l="0" t="0" r="0" b="5715"/>
+          <wp:inline distT="0" distB="0" distL="0" distR="0" wp14:anchorId="344F1CD1" wp14:editId="6224B7FD">
+            <wp:extent cx="5264290" cy="2077436"/>
+            <wp:effectExtent l="0" t="0" r="0" b="0"/>
             <wp:docPr id="743500994" name="Picture 1"/>
             <wp:cNvGraphicFramePr>
               <a:graphicFrameLocks xmlns:a="http://schemas.openxmlformats.org/drawingml/2006/main" noChangeAspect="1"/>
@@ -2148,7 +3730,7 @@
                     <pic:cNvPicPr/>
                   </pic:nvPicPr>
                   <pic:blipFill>
-                    <a:blip r:embed="rId11" cstate="print">
+                    <a:blip r:embed="rId12" cstate="print">
                       <a:extLst>
                         <a:ext uri="{28A0092B-C50C-407E-A947-70E740481C1C}">
                           <a14:useLocalDpi xmlns:a14="http://schemas.microsoft.com/office/drawing/2010/main" val="0"/>
@@ -2162,7 +3744,7 @@
                   <pic:spPr>
                     <a:xfrm>
                       <a:off x="0" y="0"/>
-                      <a:ext cx="5274310" cy="1632878"/>
+                      <a:ext cx="5293431" cy="2088936"/>
                     </a:xfrm>
                     <a:prstGeom prst="rect">
                       <a:avLst/>
@@ -2212,12 +3794,12 @@
       <w:pPr>
         <w:ind w:firstLine="480"/>
         <w:jc w:val="left"/>
-        <w:rPr>
-          <w:rFonts w:hint="eastAsia"/>
-        </w:rPr>
-      </w:pPr>
-      <w:r>
-        <w:t>2</w:t>
+      </w:pPr>
+      <w:r>
+        <w:rPr>
+          <w:rFonts w:hint="eastAsia"/>
+        </w:rPr>
+        <w:t>7</w:t>
       </w:r>
       <w:r>
         <w:rPr>
@@ -2345,7 +3927,6 @@
             <w:pPr>
               <w:ind w:firstLineChars="0" w:firstLine="0"/>
               <w:rPr>
-                <w:rFonts w:hint="eastAsia"/>
                 <w:b/>
               </w:rPr>
             </w:pPr>
@@ -2422,7 +4003,7 @@
                 <w:rFonts w:hint="eastAsia"/>
                 <w:b/>
               </w:rPr>
-              <w:t>没有</w:t>
+              <w:t>有</w:t>
             </w:r>
           </w:p>
         </w:tc>
@@ -2483,7 +4064,6 @@
             <w:pPr>
               <w:ind w:firstLineChars="0" w:firstLine="0"/>
               <w:rPr>
-                <w:rFonts w:hint="eastAsia"/>
                 <w:b/>
               </w:rPr>
             </w:pPr>
@@ -2537,7 +4117,6 @@
             <w:pPr>
               <w:ind w:firstLineChars="0" w:firstLine="0"/>
               <w:rPr>
-                <w:rFonts w:hint="eastAsia"/>
                 <w:b/>
               </w:rPr>
             </w:pPr>
@@ -2850,13 +4429,7 @@
         <w:rPr>
           <w:rFonts w:hint="eastAsia"/>
         </w:rPr>
-        <w:t>贴图</w:t>
-      </w:r>
-      <w:r>
-        <w:rPr>
-          <w:rFonts w:hint="eastAsia"/>
-        </w:rPr>
-        <w:t>（</w:t>
+        <w:t>贴图（</w:t>
       </w:r>
       <w:r>
         <w:fldChar w:fldCharType="end"/>
@@ -2937,10 +4510,10 @@
         <w:tblLook w:val="04A0" w:firstRow="1" w:lastRow="0" w:firstColumn="1" w:lastColumn="0" w:noHBand="0" w:noVBand="1"/>
       </w:tblPr>
       <w:tblGrid>
-        <w:gridCol w:w="2405"/>
-        <w:gridCol w:w="1843"/>
-        <w:gridCol w:w="2126"/>
-        <w:gridCol w:w="1995"/>
+        <w:gridCol w:w="816"/>
+        <w:gridCol w:w="2596"/>
+        <w:gridCol w:w="2779"/>
+        <w:gridCol w:w="2334"/>
       </w:tblGrid>
       <w:tr>
         <w:trPr>
@@ -3120,12 +4693,21 @@
               <w:ind w:firstLineChars="0" w:firstLine="0"/>
               <w:jc w:val="center"/>
               <w:rPr>
-                <w:rFonts w:eastAsia="仿宋"/>
+                <w:rFonts w:eastAsia="FangSong"/>
                 <w:i/>
                 <w:color w:val="EE0000"/>
                 <w:szCs w:val="24"/>
               </w:rPr>
             </w:pPr>
+            <w:r>
+              <w:rPr>
+                <w:rFonts w:eastAsia="FangSong"/>
+                <w:i/>
+                <w:color w:val="EE0000"/>
+                <w:szCs w:val="24"/>
+              </w:rPr>
+              <w:t>http://www.china.org.cn/</w:t>
+            </w:r>
           </w:p>
         </w:tc>
         <w:tc>
@@ -3145,10 +4727,17 @@
               <w:ind w:firstLineChars="0" w:firstLine="0"/>
               <w:jc w:val="center"/>
               <w:rPr>
-                <w:rFonts w:eastAsia="仿宋"/>
-                <w:szCs w:val="24"/>
-              </w:rPr>
-            </w:pPr>
+                <w:rFonts w:eastAsia="FangSong"/>
+                <w:szCs w:val="24"/>
+              </w:rPr>
+            </w:pPr>
+            <w:r>
+              <w:rPr>
+                <w:rFonts w:eastAsia="FangSong"/>
+                <w:szCs w:val="24"/>
+              </w:rPr>
+              <w:t>http://www.customs.gov.la</w:t>
+            </w:r>
           </w:p>
         </w:tc>
         <w:tc>
@@ -3168,10 +4757,17 @@
               <w:ind w:firstLineChars="0" w:firstLine="0"/>
               <w:jc w:val="center"/>
               <w:rPr>
-                <w:rFonts w:eastAsia="仿宋"/>
-                <w:szCs w:val="24"/>
-              </w:rPr>
-            </w:pPr>
+                <w:rFonts w:eastAsia="FangSong"/>
+                <w:szCs w:val="24"/>
+              </w:rPr>
+            </w:pPr>
+            <w:r>
+              <w:rPr>
+                <w:rFonts w:eastAsia="FangSong"/>
+                <w:szCs w:val="24"/>
+              </w:rPr>
+              <w:t>http://www.aduana.cl/</w:t>
+            </w:r>
           </w:p>
         </w:tc>
       </w:tr>
@@ -3234,12 +4830,21 @@
               <w:ind w:firstLineChars="0" w:firstLine="0"/>
               <w:jc w:val="center"/>
               <w:rPr>
-                <w:rFonts w:eastAsia="仿宋"/>
+                <w:rFonts w:eastAsia="FangSong"/>
                 <w:iCs/>
                 <w:color w:val="FF0000"/>
                 <w:szCs w:val="24"/>
               </w:rPr>
             </w:pPr>
+            <w:r>
+              <w:rPr>
+                <w:rFonts w:eastAsia="FangSong"/>
+                <w:iCs/>
+                <w:color w:val="FF0000"/>
+                <w:szCs w:val="24"/>
+              </w:rPr>
+              <w:t>221.204.95.147</w:t>
+            </w:r>
           </w:p>
         </w:tc>
         <w:tc>
@@ -3259,10 +4864,17 @@
               <w:ind w:firstLineChars="0" w:firstLine="0"/>
               <w:jc w:val="center"/>
               <w:rPr>
-                <w:rFonts w:eastAsia="仿宋"/>
-                <w:szCs w:val="24"/>
-              </w:rPr>
-            </w:pPr>
+                <w:rFonts w:eastAsia="FangSong"/>
+                <w:szCs w:val="24"/>
+              </w:rPr>
+            </w:pPr>
+            <w:r>
+              <w:rPr>
+                <w:rFonts w:eastAsia="FangSong"/>
+                <w:szCs w:val="24"/>
+              </w:rPr>
+              <w:t>150.95.80.62</w:t>
+            </w:r>
           </w:p>
         </w:tc>
         <w:tc>
@@ -3282,10 +4894,17 @@
               <w:ind w:firstLineChars="0" w:firstLine="0"/>
               <w:jc w:val="center"/>
               <w:rPr>
-                <w:rFonts w:eastAsia="仿宋"/>
-                <w:szCs w:val="24"/>
-              </w:rPr>
-            </w:pPr>
+                <w:rFonts w:eastAsia="FangSong"/>
+                <w:szCs w:val="24"/>
+              </w:rPr>
+            </w:pPr>
+            <w:r>
+              <w:rPr>
+                <w:rFonts w:eastAsia="FangSong"/>
+                <w:szCs w:val="24"/>
+              </w:rPr>
+              <w:t>52.205.51.202</w:t>
+            </w:r>
           </w:p>
         </w:tc>
       </w:tr>
@@ -3313,6 +4932,7 @@
                 <w:szCs w:val="24"/>
                 <w:highlight w:val="yellow"/>
               </w:rPr>
+              <w:lastRenderedPageBreak/>
               <w:t>RTT</w:t>
             </w:r>
           </w:p>
@@ -3327,10 +4947,17 @@
               <w:ind w:firstLineChars="0" w:firstLine="0"/>
               <w:jc w:val="center"/>
               <w:rPr>
-                <w:rFonts w:eastAsia="仿宋"/>
-                <w:szCs w:val="24"/>
-              </w:rPr>
-            </w:pPr>
+                <w:rFonts w:eastAsia="FangSong"/>
+                <w:szCs w:val="24"/>
+              </w:rPr>
+            </w:pPr>
+            <w:r>
+              <w:rPr>
+                <w:rFonts w:eastAsia="FangSong"/>
+                <w:szCs w:val="24"/>
+              </w:rPr>
+              <w:t>14.5748</w:t>
+            </w:r>
           </w:p>
         </w:tc>
         <w:tc>
@@ -3343,10 +4970,24 @@
               <w:ind w:firstLineChars="0" w:firstLine="0"/>
               <w:jc w:val="center"/>
               <w:rPr>
-                <w:rFonts w:eastAsia="仿宋"/>
-                <w:szCs w:val="24"/>
-              </w:rPr>
-            </w:pPr>
+                <w:rFonts w:eastAsia="FangSong"/>
+                <w:szCs w:val="24"/>
+              </w:rPr>
+            </w:pPr>
+            <w:r>
+              <w:rPr>
+                <w:rFonts w:eastAsia="FangSong" w:hint="eastAsia"/>
+                <w:szCs w:val="24"/>
+              </w:rPr>
+              <w:t>1</w:t>
+            </w:r>
+            <w:r>
+              <w:rPr>
+                <w:rFonts w:eastAsia="FangSong"/>
+                <w:szCs w:val="24"/>
+              </w:rPr>
+              <w:t>18.0704</w:t>
+            </w:r>
           </w:p>
         </w:tc>
         <w:tc>
@@ -3359,10 +5000,17 @@
               <w:ind w:firstLineChars="0" w:firstLine="0"/>
               <w:jc w:val="center"/>
               <w:rPr>
-                <w:rFonts w:eastAsia="仿宋"/>
-                <w:szCs w:val="24"/>
-              </w:rPr>
-            </w:pPr>
+                <w:rFonts w:eastAsia="FangSong"/>
+                <w:szCs w:val="24"/>
+              </w:rPr>
+            </w:pPr>
+            <w:r>
+              <w:rPr>
+                <w:rFonts w:eastAsia="FangSong"/>
+                <w:szCs w:val="24"/>
+              </w:rPr>
+              <w:t>244.5755</w:t>
+            </w:r>
           </w:p>
         </w:tc>
       </w:tr>
@@ -3423,10 +5071,17 @@
               <w:ind w:firstLineChars="0" w:firstLine="0"/>
               <w:jc w:val="center"/>
               <w:rPr>
-                <w:rFonts w:eastAsia="仿宋"/>
-                <w:szCs w:val="24"/>
-              </w:rPr>
-            </w:pPr>
+                <w:rFonts w:eastAsia="FangSong"/>
+                <w:szCs w:val="24"/>
+              </w:rPr>
+            </w:pPr>
+            <w:r>
+              <w:rPr>
+                <w:rFonts w:eastAsia="FangSong" w:hint="eastAsia"/>
+                <w:szCs w:val="24"/>
+              </w:rPr>
+              <w:t>8</w:t>
+            </w:r>
           </w:p>
         </w:tc>
         <w:tc>
@@ -3445,10 +5100,17 @@
               <w:ind w:firstLineChars="0" w:firstLine="0"/>
               <w:jc w:val="center"/>
               <w:rPr>
-                <w:rFonts w:eastAsia="仿宋"/>
-                <w:szCs w:val="24"/>
-              </w:rPr>
-            </w:pPr>
+                <w:rFonts w:eastAsia="FangSong"/>
+                <w:szCs w:val="24"/>
+              </w:rPr>
+            </w:pPr>
+            <w:r>
+              <w:rPr>
+                <w:rFonts w:eastAsia="FangSong" w:hint="eastAsia"/>
+                <w:szCs w:val="24"/>
+              </w:rPr>
+              <w:t>2</w:t>
+            </w:r>
           </w:p>
         </w:tc>
         <w:tc>
@@ -3467,10 +5129,17 @@
               <w:ind w:firstLineChars="0" w:firstLine="0"/>
               <w:jc w:val="center"/>
               <w:rPr>
-                <w:rFonts w:eastAsia="仿宋"/>
-                <w:szCs w:val="24"/>
-              </w:rPr>
-            </w:pPr>
+                <w:rFonts w:eastAsia="FangSong"/>
+                <w:szCs w:val="24"/>
+              </w:rPr>
+            </w:pPr>
+            <w:r>
+              <w:rPr>
+                <w:rFonts w:eastAsia="FangSong" w:hint="eastAsia"/>
+                <w:szCs w:val="24"/>
+              </w:rPr>
+              <w:t>5</w:t>
+            </w:r>
           </w:p>
         </w:tc>
       </w:tr>
@@ -3539,7 +5208,6 @@
                 <w:rFonts w:eastAsia="SimHei" w:hint="eastAsia"/>
                 <w:szCs w:val="24"/>
               </w:rPr>
-              <w:lastRenderedPageBreak/>
               <w:t>应答时间</w:t>
             </w:r>
             <w:r>
@@ -3590,10 +5258,17 @@
               <w:ind w:firstLineChars="0" w:firstLine="0"/>
               <w:jc w:val="center"/>
               <w:rPr>
-                <w:rFonts w:eastAsia="仿宋"/>
-                <w:szCs w:val="24"/>
-              </w:rPr>
-            </w:pPr>
+                <w:rFonts w:eastAsia="FangSong"/>
+                <w:szCs w:val="24"/>
+              </w:rPr>
+            </w:pPr>
+            <w:r>
+              <w:rPr>
+                <w:rFonts w:eastAsia="FangSong"/>
+                <w:szCs w:val="24"/>
+              </w:rPr>
+              <w:t>14.722200</w:t>
+            </w:r>
           </w:p>
         </w:tc>
         <w:tc>
@@ -3612,10 +5287,17 @@
               <w:ind w:firstLineChars="0" w:firstLine="0"/>
               <w:jc w:val="center"/>
               <w:rPr>
-                <w:rFonts w:eastAsia="仿宋"/>
-                <w:szCs w:val="24"/>
-              </w:rPr>
-            </w:pPr>
+                <w:rFonts w:eastAsia="FangSong"/>
+                <w:szCs w:val="24"/>
+              </w:rPr>
+            </w:pPr>
+            <w:r>
+              <w:rPr>
+                <w:rFonts w:eastAsia="FangSong"/>
+                <w:szCs w:val="24"/>
+              </w:rPr>
+              <w:t>407.414400</w:t>
+            </w:r>
           </w:p>
         </w:tc>
         <w:tc>
@@ -3634,10 +5316,17 @@
               <w:ind w:firstLineChars="0" w:firstLine="0"/>
               <w:jc w:val="center"/>
               <w:rPr>
-                <w:rFonts w:eastAsia="仿宋"/>
-                <w:szCs w:val="24"/>
-              </w:rPr>
-            </w:pPr>
+                <w:rFonts w:eastAsia="FangSong"/>
+                <w:szCs w:val="24"/>
+              </w:rPr>
+            </w:pPr>
+            <w:r>
+              <w:rPr>
+                <w:rFonts w:eastAsia="FangSong"/>
+                <w:szCs w:val="24"/>
+              </w:rPr>
+              <w:t>118.935500</w:t>
+            </w:r>
           </w:p>
         </w:tc>
       </w:tr>
@@ -3728,10 +5417,17 @@
               <w:ind w:firstLineChars="0" w:firstLine="0"/>
               <w:jc w:val="center"/>
               <w:rPr>
-                <w:rFonts w:eastAsia="仿宋"/>
-                <w:szCs w:val="24"/>
-              </w:rPr>
-            </w:pPr>
+                <w:rFonts w:eastAsia="FangSong"/>
+                <w:szCs w:val="24"/>
+              </w:rPr>
+            </w:pPr>
+            <w:r>
+              <w:rPr>
+                <w:rFonts w:eastAsia="FangSong"/>
+                <w:szCs w:val="24"/>
+              </w:rPr>
+              <w:t>2,020.5246</w:t>
+            </w:r>
           </w:p>
         </w:tc>
         <w:tc>
@@ -3750,10 +5446,17 @@
               <w:ind w:firstLineChars="0" w:firstLine="0"/>
               <w:jc w:val="center"/>
               <w:rPr>
-                <w:rFonts w:eastAsia="仿宋"/>
-                <w:szCs w:val="24"/>
-              </w:rPr>
-            </w:pPr>
+                <w:rFonts w:eastAsia="FangSong"/>
+                <w:szCs w:val="24"/>
+              </w:rPr>
+            </w:pPr>
+            <w:r>
+              <w:rPr>
+                <w:rFonts w:eastAsia="FangSong"/>
+                <w:szCs w:val="24"/>
+              </w:rPr>
+              <w:t>4,463.3706</w:t>
+            </w:r>
           </w:p>
         </w:tc>
         <w:tc>
@@ -3772,10 +5475,17 @@
               <w:ind w:firstLineChars="0" w:firstLine="0"/>
               <w:jc w:val="center"/>
               <w:rPr>
-                <w:rFonts w:eastAsia="仿宋"/>
-                <w:szCs w:val="24"/>
-              </w:rPr>
-            </w:pPr>
+                <w:rFonts w:eastAsia="FangSong"/>
+                <w:szCs w:val="24"/>
+              </w:rPr>
+            </w:pPr>
+            <w:r>
+              <w:rPr>
+                <w:rFonts w:eastAsia="FangSong"/>
+                <w:szCs w:val="24"/>
+              </w:rPr>
+              <w:t>10,502.8012</w:t>
+            </w:r>
           </w:p>
         </w:tc>
       </w:tr>
@@ -3836,10 +5546,17 @@
               <w:ind w:firstLineChars="0" w:firstLine="0"/>
               <w:jc w:val="center"/>
               <w:rPr>
-                <w:rFonts w:eastAsia="仿宋"/>
-                <w:szCs w:val="24"/>
-              </w:rPr>
-            </w:pPr>
+                <w:rFonts w:eastAsia="FangSong" w:hint="eastAsia"/>
+                <w:szCs w:val="24"/>
+              </w:rPr>
+            </w:pPr>
+            <w:r>
+              <w:rPr>
+                <w:rFonts w:eastAsia="FangSong" w:hint="eastAsia"/>
+                <w:szCs w:val="24"/>
+              </w:rPr>
+              <w:t>28</w:t>
+            </w:r>
           </w:p>
         </w:tc>
         <w:tc>
@@ -3858,10 +5575,17 @@
               <w:ind w:firstLineChars="0" w:firstLine="0"/>
               <w:jc w:val="center"/>
               <w:rPr>
-                <w:rFonts w:eastAsia="仿宋"/>
-                <w:szCs w:val="24"/>
-              </w:rPr>
-            </w:pPr>
+                <w:rFonts w:eastAsia="FangSong" w:hint="eastAsia"/>
+                <w:szCs w:val="24"/>
+              </w:rPr>
+            </w:pPr>
+            <w:r>
+              <w:rPr>
+                <w:rFonts w:eastAsia="FangSong" w:hint="eastAsia"/>
+                <w:szCs w:val="24"/>
+              </w:rPr>
+              <w:t>36</w:t>
+            </w:r>
           </w:p>
         </w:tc>
         <w:tc>
@@ -3880,10 +5604,17 @@
               <w:ind w:firstLineChars="0" w:firstLine="0"/>
               <w:jc w:val="center"/>
               <w:rPr>
-                <w:rFonts w:eastAsia="仿宋"/>
-                <w:szCs w:val="24"/>
-              </w:rPr>
-            </w:pPr>
+                <w:rFonts w:eastAsia="FangSong" w:hint="eastAsia"/>
+                <w:szCs w:val="24"/>
+              </w:rPr>
+            </w:pPr>
+            <w:r>
+              <w:rPr>
+                <w:rFonts w:eastAsia="FangSong" w:hint="eastAsia"/>
+                <w:szCs w:val="24"/>
+              </w:rPr>
+              <w:t>166</w:t>
+            </w:r>
           </w:p>
         </w:tc>
       </w:tr>
@@ -3937,10 +5668,17 @@
               <w:ind w:firstLineChars="0" w:firstLine="0"/>
               <w:jc w:val="center"/>
               <w:rPr>
-                <w:rFonts w:eastAsia="仿宋"/>
-                <w:szCs w:val="24"/>
-              </w:rPr>
-            </w:pPr>
+                <w:rFonts w:eastAsia="FangSong" w:hint="eastAsia"/>
+                <w:szCs w:val="24"/>
+              </w:rPr>
+            </w:pPr>
+            <w:r>
+              <w:rPr>
+                <w:rFonts w:eastAsia="FangSong" w:hint="eastAsia"/>
+                <w:szCs w:val="24"/>
+              </w:rPr>
+              <w:t>40</w:t>
+            </w:r>
           </w:p>
         </w:tc>
         <w:tc>
@@ -3959,10 +5697,17 @@
               <w:ind w:firstLineChars="0" w:firstLine="0"/>
               <w:jc w:val="center"/>
               <w:rPr>
-                <w:rFonts w:eastAsia="仿宋"/>
-                <w:szCs w:val="24"/>
-              </w:rPr>
-            </w:pPr>
+                <w:rFonts w:eastAsia="FangSong" w:hint="eastAsia"/>
+                <w:szCs w:val="24"/>
+              </w:rPr>
+            </w:pPr>
+            <w:r>
+              <w:rPr>
+                <w:rFonts w:eastAsia="FangSong" w:hint="eastAsia"/>
+                <w:szCs w:val="24"/>
+              </w:rPr>
+              <w:t>55</w:t>
+            </w:r>
           </w:p>
         </w:tc>
         <w:tc>
@@ -3981,10 +5726,17 @@
               <w:ind w:firstLineChars="0" w:firstLine="0"/>
               <w:jc w:val="center"/>
               <w:rPr>
-                <w:rFonts w:eastAsia="仿宋"/>
-                <w:szCs w:val="24"/>
-              </w:rPr>
-            </w:pPr>
+                <w:rFonts w:eastAsia="FangSong" w:hint="eastAsia"/>
+                <w:szCs w:val="24"/>
+              </w:rPr>
+            </w:pPr>
+            <w:r>
+              <w:rPr>
+                <w:rFonts w:eastAsia="FangSong" w:hint="eastAsia"/>
+                <w:szCs w:val="24"/>
+              </w:rPr>
+              <w:t>230</w:t>
+            </w:r>
           </w:p>
         </w:tc>
       </w:tr>
@@ -4092,11 +5844,94 @@
     </w:p>
     <w:p>
       <w:pPr>
-        <w:ind w:firstLine="480"/>
-      </w:pPr>
+        <w:ind w:firstLineChars="83" w:firstLine="199"/>
+      </w:pPr>
+      <w:r>
+        <w:drawing>
+          <wp:inline distT="0" distB="0" distL="0" distR="0" wp14:anchorId="05C7EF49" wp14:editId="3B8FC5A9">
+            <wp:extent cx="5274310" cy="1319530"/>
+            <wp:effectExtent l="0" t="0" r="2540" b="0"/>
+            <wp:docPr id="2042736938" name="Picture 1"/>
+            <wp:cNvGraphicFramePr>
+              <a:graphicFrameLocks xmlns:a="http://schemas.openxmlformats.org/drawingml/2006/main" noChangeAspect="1"/>
+            </wp:cNvGraphicFramePr>
+            <a:graphic xmlns:a="http://schemas.openxmlformats.org/drawingml/2006/main">
+              <a:graphicData uri="http://schemas.openxmlformats.org/drawingml/2006/picture">
+                <pic:pic xmlns:pic="http://schemas.openxmlformats.org/drawingml/2006/picture">
+                  <pic:nvPicPr>
+                    <pic:cNvPr id="2042736938" name=""/>
+                    <pic:cNvPicPr/>
+                  </pic:nvPicPr>
+                  <pic:blipFill>
+                    <a:blip r:embed="rId13"/>
+                    <a:stretch>
+                      <a:fillRect/>
+                    </a:stretch>
+                  </pic:blipFill>
+                  <pic:spPr>
+                    <a:xfrm>
+                      <a:off x="0" y="0"/>
+                      <a:ext cx="5274310" cy="1319530"/>
+                    </a:xfrm>
+                    <a:prstGeom prst="rect">
+                      <a:avLst/>
+                    </a:prstGeom>
+                  </pic:spPr>
+                </pic:pic>
+              </a:graphicData>
+            </a:graphic>
+          </wp:inline>
+        </w:drawing>
+      </w:r>
     </w:p>
     <w:p>
       <w:pPr>
+        <w:ind w:firstLineChars="0" w:firstLine="0"/>
+        <w:rPr>
+          <w:rFonts w:hint="eastAsia"/>
+        </w:rPr>
+      </w:pPr>
+      <w:r>
+        <w:lastRenderedPageBreak/>
+        <w:drawing>
+          <wp:inline distT="0" distB="0" distL="0" distR="0" wp14:anchorId="380B88AE" wp14:editId="2B89113F">
+            <wp:extent cx="5274310" cy="1465580"/>
+            <wp:effectExtent l="0" t="0" r="2540" b="1270"/>
+            <wp:docPr id="821519123" name="Picture 1"/>
+            <wp:cNvGraphicFramePr>
+              <a:graphicFrameLocks xmlns:a="http://schemas.openxmlformats.org/drawingml/2006/main" noChangeAspect="1"/>
+            </wp:cNvGraphicFramePr>
+            <a:graphic xmlns:a="http://schemas.openxmlformats.org/drawingml/2006/main">
+              <a:graphicData uri="http://schemas.openxmlformats.org/drawingml/2006/picture">
+                <pic:pic xmlns:pic="http://schemas.openxmlformats.org/drawingml/2006/picture">
+                  <pic:nvPicPr>
+                    <pic:cNvPr id="821519123" name=""/>
+                    <pic:cNvPicPr/>
+                  </pic:nvPicPr>
+                  <pic:blipFill>
+                    <a:blip r:embed="rId14"/>
+                    <a:stretch>
+                      <a:fillRect/>
+                    </a:stretch>
+                  </pic:blipFill>
+                  <pic:spPr>
+                    <a:xfrm>
+                      <a:off x="0" y="0"/>
+                      <a:ext cx="5274310" cy="1465580"/>
+                    </a:xfrm>
+                    <a:prstGeom prst="rect">
+                      <a:avLst/>
+                    </a:prstGeom>
+                  </pic:spPr>
+                </pic:pic>
+              </a:graphicData>
+            </a:graphic>
+          </wp:inline>
+        </w:drawing>
+      </w:r>
+    </w:p>
+    <w:p>
+      <w:pPr>
         <w:ind w:firstLine="480"/>
       </w:pPr>
       <w:r>
@@ -4129,7 +5964,7 @@
         </w:rPr>
         <w:t>报文，</w:t>
       </w:r>
-      <w:hyperlink r:id="rId12" w:history="1">
+      <w:hyperlink r:id="rId15" w:history="1">
         <w:r>
           <w:rPr>
             <w:rFonts w:hint="eastAsia"/>
@@ -4188,11 +6023,93 @@
     </w:p>
     <w:p>
       <w:pPr>
-        <w:ind w:firstLine="480"/>
-      </w:pPr>
+        <w:ind w:firstLineChars="83" w:firstLine="199"/>
+      </w:pPr>
+      <w:r>
+        <w:drawing>
+          <wp:inline distT="0" distB="0" distL="0" distR="0" wp14:anchorId="7BB1B6A4" wp14:editId="117E29A1">
+            <wp:extent cx="5274310" cy="1303020"/>
+            <wp:effectExtent l="0" t="0" r="2540" b="0"/>
+            <wp:docPr id="1288248752" name="Picture 1"/>
+            <wp:cNvGraphicFramePr>
+              <a:graphicFrameLocks xmlns:a="http://schemas.openxmlformats.org/drawingml/2006/main" noChangeAspect="1"/>
+            </wp:cNvGraphicFramePr>
+            <a:graphic xmlns:a="http://schemas.openxmlformats.org/drawingml/2006/main">
+              <a:graphicData uri="http://schemas.openxmlformats.org/drawingml/2006/picture">
+                <pic:pic xmlns:pic="http://schemas.openxmlformats.org/drawingml/2006/picture">
+                  <pic:nvPicPr>
+                    <pic:cNvPr id="1288248752" name=""/>
+                    <pic:cNvPicPr/>
+                  </pic:nvPicPr>
+                  <pic:blipFill>
+                    <a:blip r:embed="rId16"/>
+                    <a:stretch>
+                      <a:fillRect/>
+                    </a:stretch>
+                  </pic:blipFill>
+                  <pic:spPr>
+                    <a:xfrm>
+                      <a:off x="0" y="0"/>
+                      <a:ext cx="5274310" cy="1303020"/>
+                    </a:xfrm>
+                    <a:prstGeom prst="rect">
+                      <a:avLst/>
+                    </a:prstGeom>
+                  </pic:spPr>
+                </pic:pic>
+              </a:graphicData>
+            </a:graphic>
+          </wp:inline>
+        </w:drawing>
+      </w:r>
     </w:p>
     <w:p>
       <w:pPr>
+        <w:ind w:firstLineChars="83" w:firstLine="199"/>
+        <w:rPr>
+          <w:rFonts w:hint="eastAsia"/>
+        </w:rPr>
+      </w:pPr>
+      <w:r>
+        <w:drawing>
+          <wp:inline distT="0" distB="0" distL="0" distR="0" wp14:anchorId="22D0F25E" wp14:editId="2838A5BD">
+            <wp:extent cx="5274310" cy="1579245"/>
+            <wp:effectExtent l="0" t="0" r="2540" b="1905"/>
+            <wp:docPr id="1757345263" name="Picture 1"/>
+            <wp:cNvGraphicFramePr>
+              <a:graphicFrameLocks xmlns:a="http://schemas.openxmlformats.org/drawingml/2006/main" noChangeAspect="1"/>
+            </wp:cNvGraphicFramePr>
+            <a:graphic xmlns:a="http://schemas.openxmlformats.org/drawingml/2006/main">
+              <a:graphicData uri="http://schemas.openxmlformats.org/drawingml/2006/picture">
+                <pic:pic xmlns:pic="http://schemas.openxmlformats.org/drawingml/2006/picture">
+                  <pic:nvPicPr>
+                    <pic:cNvPr id="1757345263" name=""/>
+                    <pic:cNvPicPr/>
+                  </pic:nvPicPr>
+                  <pic:blipFill>
+                    <a:blip r:embed="rId17"/>
+                    <a:stretch>
+                      <a:fillRect/>
+                    </a:stretch>
+                  </pic:blipFill>
+                  <pic:spPr>
+                    <a:xfrm>
+                      <a:off x="0" y="0"/>
+                      <a:ext cx="5274310" cy="1579245"/>
+                    </a:xfrm>
+                    <a:prstGeom prst="rect">
+                      <a:avLst/>
+                    </a:prstGeom>
+                  </pic:spPr>
+                </pic:pic>
+              </a:graphicData>
+            </a:graphic>
+          </wp:inline>
+        </w:drawing>
+      </w:r>
+    </w:p>
+    <w:p>
+      <w:pPr>
         <w:ind w:firstLine="480"/>
       </w:pPr>
       <w:r>
@@ -4338,7 +6255,181 @@
     </w:p>
     <w:p>
       <w:pPr>
-        <w:ind w:firstLine="480"/>
+        <w:ind w:firstLineChars="0" w:firstLine="0"/>
+      </w:pPr>
+      <w:r>
+        <w:lastRenderedPageBreak/>
+        <w:drawing>
+          <wp:inline distT="0" distB="0" distL="0" distR="0" wp14:anchorId="27E2EF4F" wp14:editId="6128B157">
+            <wp:extent cx="5274310" cy="3830955"/>
+            <wp:effectExtent l="0" t="0" r="2540" b="0"/>
+            <wp:docPr id="1410703352" name="Picture 1"/>
+            <wp:cNvGraphicFramePr>
+              <a:graphicFrameLocks xmlns:a="http://schemas.openxmlformats.org/drawingml/2006/main" noChangeAspect="1"/>
+            </wp:cNvGraphicFramePr>
+            <a:graphic xmlns:a="http://schemas.openxmlformats.org/drawingml/2006/main">
+              <a:graphicData uri="http://schemas.openxmlformats.org/drawingml/2006/picture">
+                <pic:pic xmlns:pic="http://schemas.openxmlformats.org/drawingml/2006/picture">
+                  <pic:nvPicPr>
+                    <pic:cNvPr id="1410703352" name=""/>
+                    <pic:cNvPicPr/>
+                  </pic:nvPicPr>
+                  <pic:blipFill>
+                    <a:blip r:embed="rId18"/>
+                    <a:stretch>
+                      <a:fillRect/>
+                    </a:stretch>
+                  </pic:blipFill>
+                  <pic:spPr>
+                    <a:xfrm>
+                      <a:off x="0" y="0"/>
+                      <a:ext cx="5274310" cy="3830955"/>
+                    </a:xfrm>
+                    <a:prstGeom prst="rect">
+                      <a:avLst/>
+                    </a:prstGeom>
+                  </pic:spPr>
+                </pic:pic>
+              </a:graphicData>
+            </a:graphic>
+          </wp:inline>
+        </w:drawing>
+      </w:r>
+    </w:p>
+    <w:p>
+      <w:pPr>
+        <w:ind w:firstLineChars="0" w:firstLine="0"/>
+      </w:pPr>
+      <w:r>
+        <w:drawing>
+          <wp:inline distT="0" distB="0" distL="0" distR="0" wp14:anchorId="20C734C7" wp14:editId="3072D814">
+            <wp:extent cx="5274310" cy="925830"/>
+            <wp:effectExtent l="0" t="0" r="2540" b="7620"/>
+            <wp:docPr id="1581488085" name="Picture 1"/>
+            <wp:cNvGraphicFramePr>
+              <a:graphicFrameLocks xmlns:a="http://schemas.openxmlformats.org/drawingml/2006/main" noChangeAspect="1"/>
+            </wp:cNvGraphicFramePr>
+            <a:graphic xmlns:a="http://schemas.openxmlformats.org/drawingml/2006/main">
+              <a:graphicData uri="http://schemas.openxmlformats.org/drawingml/2006/picture">
+                <pic:pic xmlns:pic="http://schemas.openxmlformats.org/drawingml/2006/picture">
+                  <pic:nvPicPr>
+                    <pic:cNvPr id="1581488085" name=""/>
+                    <pic:cNvPicPr/>
+                  </pic:nvPicPr>
+                  <pic:blipFill>
+                    <a:blip r:embed="rId19"/>
+                    <a:stretch>
+                      <a:fillRect/>
+                    </a:stretch>
+                  </pic:blipFill>
+                  <pic:spPr>
+                    <a:xfrm>
+                      <a:off x="0" y="0"/>
+                      <a:ext cx="5274310" cy="925830"/>
+                    </a:xfrm>
+                    <a:prstGeom prst="rect">
+                      <a:avLst/>
+                    </a:prstGeom>
+                  </pic:spPr>
+                </pic:pic>
+              </a:graphicData>
+            </a:graphic>
+          </wp:inline>
+        </w:drawing>
+      </w:r>
+    </w:p>
+    <w:p>
+      <w:pPr>
+        <w:ind w:firstLineChars="0" w:firstLine="0"/>
+      </w:pPr>
+      <w:r>
+        <w:rPr>
+          <w:rFonts w:hint="eastAsia"/>
+        </w:rPr>
+        <w:t>由记录中最后一条向南半球网站</w:t>
+      </w:r>
+      <w:r>
+        <w:rPr>
+          <w:rFonts w:hint="eastAsia"/>
+        </w:rPr>
+        <w:t>IP</w:t>
+      </w:r>
+      <w:r>
+        <w:rPr>
+          <w:rFonts w:hint="eastAsia"/>
+        </w:rPr>
+        <w:t>的成功</w:t>
+      </w:r>
+      <w:r>
+        <w:rPr>
+          <w:rFonts w:hint="eastAsia"/>
+        </w:rPr>
+        <w:t>HTTP</w:t>
+      </w:r>
+      <w:r>
+        <w:rPr>
+          <w:rFonts w:hint="eastAsia"/>
+        </w:rPr>
+        <w:t>请求的时间，减去第一条对南半球网站的</w:t>
+      </w:r>
+      <w:r>
+        <w:rPr>
+          <w:rFonts w:hint="eastAsia"/>
+        </w:rPr>
+        <w:t>DNS</w:t>
+      </w:r>
+      <w:r>
+        <w:rPr>
+          <w:rFonts w:hint="eastAsia"/>
+        </w:rPr>
+        <w:t>解析记录的时间。</w:t>
+      </w:r>
+    </w:p>
+    <w:p>
+      <w:pPr>
+        <w:ind w:firstLineChars="0" w:firstLine="0"/>
+      </w:pPr>
+      <w:r>
+        <w:rPr>
+          <w:rFonts w:hint="eastAsia"/>
+        </w:rPr>
+        <w:t>应用过滤器：</w:t>
+      </w:r>
+      <w:proofErr w:type="spellStart"/>
+      <w:r>
+        <w:t>dns</w:t>
+      </w:r>
+      <w:proofErr w:type="spellEnd"/>
+      <w:r>
+        <w:t xml:space="preserve"> ||  (http &amp;&amp; </w:t>
+      </w:r>
+      <w:proofErr w:type="spellStart"/>
+      <w:r>
+        <w:t>ip.addr</w:t>
+      </w:r>
+      <w:proofErr w:type="spellEnd"/>
+      <w:r>
+        <w:t xml:space="preserve"> == 52.205.51.202)</w:t>
+      </w:r>
+      <w:r>
+        <w:rPr>
+          <w:rFonts w:hint="eastAsia"/>
+        </w:rPr>
+        <w:t xml:space="preserve"> </w:t>
+      </w:r>
+      <w:r>
+        <w:rPr>
+          <w:rFonts w:hint="eastAsia"/>
+        </w:rPr>
+        <w:t>以便于更快寻找。</w:t>
+      </w:r>
+    </w:p>
+    <w:p>
+      <w:pPr>
+        <w:ind w:firstLineChars="0" w:firstLine="0"/>
+        <w:rPr>
+          <w:rFonts w:hint="eastAsia"/>
+        </w:rPr>
       </w:pPr>
     </w:p>
     <w:p>
@@ -4517,8 +6608,48 @@
     </w:p>
     <w:p>
       <w:pPr>
-        <w:ind w:firstLine="480"/>
-      </w:pPr>
+        <w:ind w:firstLineChars="0" w:firstLine="0"/>
+        <w:rPr>
+          <w:rFonts w:hint="eastAsia"/>
+        </w:rPr>
+      </w:pPr>
+      <w:r>
+        <w:drawing>
+          <wp:inline distT="0" distB="0" distL="0" distR="0" wp14:anchorId="3655E5C1" wp14:editId="5CD48C79">
+            <wp:extent cx="5274310" cy="909955"/>
+            <wp:effectExtent l="0" t="0" r="2540" b="4445"/>
+            <wp:docPr id="1328886724" name="Picture 1"/>
+            <wp:cNvGraphicFramePr>
+              <a:graphicFrameLocks xmlns:a="http://schemas.openxmlformats.org/drawingml/2006/main" noChangeAspect="1"/>
+            </wp:cNvGraphicFramePr>
+            <a:graphic xmlns:a="http://schemas.openxmlformats.org/drawingml/2006/main">
+              <a:graphicData uri="http://schemas.openxmlformats.org/drawingml/2006/picture">
+                <pic:pic xmlns:pic="http://schemas.openxmlformats.org/drawingml/2006/picture">
+                  <pic:nvPicPr>
+                    <pic:cNvPr id="1328886724" name=""/>
+                    <pic:cNvPicPr/>
+                  </pic:nvPicPr>
+                  <pic:blipFill>
+                    <a:blip r:embed="rId20"/>
+                    <a:stretch>
+                      <a:fillRect/>
+                    </a:stretch>
+                  </pic:blipFill>
+                  <pic:spPr>
+                    <a:xfrm>
+                      <a:off x="0" y="0"/>
+                      <a:ext cx="5274310" cy="909955"/>
+                    </a:xfrm>
+                    <a:prstGeom prst="rect">
+                      <a:avLst/>
+                    </a:prstGeom>
+                  </pic:spPr>
+                </pic:pic>
+              </a:graphicData>
+            </a:graphic>
+          </wp:inline>
+        </w:drawing>
+      </w:r>
     </w:p>
     <w:p>
       <w:pPr>
@@ -4573,15 +6704,15 @@
     <w:tbl>
       <w:tblPr>
         <w:tblStyle w:val="TableGrid"/>
-        <w:tblW w:w="8369" w:type="dxa"/>
+        <w:tblW w:w="8406" w:type="dxa"/>
         <w:jc w:val="center"/>
         <w:tblLook w:val="04A0" w:firstRow="1" w:lastRow="0" w:firstColumn="1" w:lastColumn="0" w:noHBand="0" w:noVBand="1"/>
       </w:tblPr>
       <w:tblGrid>
-        <w:gridCol w:w="2547"/>
-        <w:gridCol w:w="1701"/>
-        <w:gridCol w:w="2126"/>
-        <w:gridCol w:w="1995"/>
+        <w:gridCol w:w="697"/>
+        <w:gridCol w:w="2596"/>
+        <w:gridCol w:w="2779"/>
+        <w:gridCol w:w="2334"/>
       </w:tblGrid>
       <w:tr>
         <w:trPr>
@@ -4590,7 +6721,7 @@
         </w:trPr>
         <w:tc>
           <w:tcPr>
-            <w:tcW w:w="2547" w:type="dxa"/>
+            <w:tcW w:w="697" w:type="dxa"/>
             <w:tcBorders>
               <w:top w:val="single" w:sz="4" w:space="0" w:color="auto"/>
               <w:left w:val="single" w:sz="4" w:space="0" w:color="auto"/>
@@ -4620,7 +6751,7 @@
         </w:tc>
         <w:tc>
           <w:tcPr>
-            <w:tcW w:w="1701" w:type="dxa"/>
+            <w:tcW w:w="2596" w:type="dxa"/>
             <w:tcBorders>
               <w:top w:val="single" w:sz="4" w:space="0" w:color="auto"/>
               <w:left w:val="single" w:sz="4" w:space="0" w:color="auto"/>
@@ -4650,7 +6781,7 @@
         </w:tc>
         <w:tc>
           <w:tcPr>
-            <w:tcW w:w="2126" w:type="dxa"/>
+            <w:tcW w:w="2779" w:type="dxa"/>
             <w:tcBorders>
               <w:top w:val="single" w:sz="4" w:space="0" w:color="auto"/>
               <w:left w:val="single" w:sz="4" w:space="0" w:color="auto"/>
@@ -4680,7 +6811,7 @@
         </w:tc>
         <w:tc>
           <w:tcPr>
-            <w:tcW w:w="1995" w:type="dxa"/>
+            <w:tcW w:w="2334" w:type="dxa"/>
             <w:tcBorders>
               <w:top w:val="single" w:sz="4" w:space="0" w:color="auto"/>
               <w:left w:val="single" w:sz="4" w:space="0" w:color="auto"/>
@@ -4715,7 +6846,7 @@
         </w:trPr>
         <w:tc>
           <w:tcPr>
-            <w:tcW w:w="2547" w:type="dxa"/>
+            <w:tcW w:w="697" w:type="dxa"/>
             <w:tcBorders>
               <w:top w:val="single" w:sz="4" w:space="0" w:color="auto"/>
               <w:left w:val="single" w:sz="4" w:space="0" w:color="auto"/>
@@ -4745,7 +6876,7 @@
         </w:tc>
         <w:tc>
           <w:tcPr>
-            <w:tcW w:w="1701" w:type="dxa"/>
+            <w:tcW w:w="2596" w:type="dxa"/>
             <w:tcBorders>
               <w:top w:val="single" w:sz="4" w:space="0" w:color="auto"/>
               <w:left w:val="single" w:sz="4" w:space="0" w:color="auto"/>
@@ -4761,17 +6892,26 @@
               <w:ind w:firstLineChars="0" w:firstLine="0"/>
               <w:jc w:val="center"/>
               <w:rPr>
-                <w:rFonts w:eastAsia="仿宋"/>
+                <w:rFonts w:eastAsia="FangSong"/>
                 <w:i/>
                 <w:color w:val="FF0000"/>
                 <w:szCs w:val="24"/>
               </w:rPr>
             </w:pPr>
+            <w:r>
+              <w:rPr>
+                <w:rFonts w:eastAsia="FangSong"/>
+                <w:i/>
+                <w:color w:val="EE0000"/>
+                <w:szCs w:val="24"/>
+              </w:rPr>
+              <w:t>http://www.china.org.cn/</w:t>
+            </w:r>
           </w:p>
         </w:tc>
         <w:tc>
           <w:tcPr>
-            <w:tcW w:w="2126" w:type="dxa"/>
+            <w:tcW w:w="2779" w:type="dxa"/>
             <w:tcBorders>
               <w:top w:val="single" w:sz="4" w:space="0" w:color="auto"/>
               <w:left w:val="single" w:sz="4" w:space="0" w:color="auto"/>
@@ -4786,15 +6926,22 @@
               <w:ind w:firstLineChars="0" w:firstLine="0"/>
               <w:jc w:val="center"/>
               <w:rPr>
-                <w:rFonts w:eastAsia="仿宋"/>
-                <w:szCs w:val="24"/>
-              </w:rPr>
-            </w:pPr>
+                <w:rFonts w:eastAsia="FangSong"/>
+                <w:szCs w:val="24"/>
+              </w:rPr>
+            </w:pPr>
+            <w:r>
+              <w:rPr>
+                <w:rFonts w:eastAsia="FangSong"/>
+                <w:szCs w:val="24"/>
+              </w:rPr>
+              <w:t>http://www.customs.gov.la</w:t>
+            </w:r>
           </w:p>
         </w:tc>
         <w:tc>
           <w:tcPr>
-            <w:tcW w:w="1995" w:type="dxa"/>
+            <w:tcW w:w="2334" w:type="dxa"/>
             <w:tcBorders>
               <w:top w:val="single" w:sz="4" w:space="0" w:color="auto"/>
               <w:left w:val="single" w:sz="4" w:space="0" w:color="auto"/>
@@ -4809,10 +6956,17 @@
               <w:ind w:firstLineChars="0" w:firstLine="0"/>
               <w:jc w:val="center"/>
               <w:rPr>
-                <w:rFonts w:eastAsia="仿宋"/>
-                <w:szCs w:val="24"/>
-              </w:rPr>
-            </w:pPr>
+                <w:rFonts w:eastAsia="FangSong"/>
+                <w:szCs w:val="24"/>
+              </w:rPr>
+            </w:pPr>
+            <w:r>
+              <w:rPr>
+                <w:rFonts w:eastAsia="FangSong"/>
+                <w:szCs w:val="24"/>
+              </w:rPr>
+              <w:t>http://www.aduana.cl/</w:t>
+            </w:r>
           </w:p>
         </w:tc>
       </w:tr>
@@ -4822,7 +6976,7 @@
         </w:trPr>
         <w:tc>
           <w:tcPr>
-            <w:tcW w:w="2547" w:type="dxa"/>
+            <w:tcW w:w="697" w:type="dxa"/>
             <w:tcBorders>
               <w:top w:val="single" w:sz="4" w:space="0" w:color="auto"/>
               <w:left w:val="single" w:sz="4" w:space="0" w:color="auto"/>
@@ -4846,6 +7000,7 @@
                 <w:rFonts w:eastAsia="SimHei"/>
                 <w:szCs w:val="24"/>
               </w:rPr>
+              <w:lastRenderedPageBreak/>
               <w:t>IP</w:t>
             </w:r>
             <w:r>
@@ -4859,7 +7014,7 @@
         </w:tc>
         <w:tc>
           <w:tcPr>
-            <w:tcW w:w="1701" w:type="dxa"/>
+            <w:tcW w:w="2596" w:type="dxa"/>
             <w:tcBorders>
               <w:top w:val="single" w:sz="4" w:space="0" w:color="auto"/>
               <w:left w:val="single" w:sz="4" w:space="0" w:color="auto"/>
@@ -4875,17 +7030,26 @@
               <w:ind w:firstLineChars="0" w:firstLine="0"/>
               <w:jc w:val="center"/>
               <w:rPr>
-                <w:rFonts w:eastAsia="仿宋"/>
+                <w:rFonts w:eastAsia="FangSong"/>
                 <w:iCs/>
                 <w:color w:val="FF0000"/>
                 <w:szCs w:val="24"/>
               </w:rPr>
             </w:pPr>
+            <w:r>
+              <w:rPr>
+                <w:rFonts w:eastAsia="FangSong"/>
+                <w:iCs/>
+                <w:color w:val="FF0000"/>
+                <w:szCs w:val="24"/>
+              </w:rPr>
+              <w:t>221.204.95.147</w:t>
+            </w:r>
           </w:p>
         </w:tc>
         <w:tc>
           <w:tcPr>
-            <w:tcW w:w="2126" w:type="dxa"/>
+            <w:tcW w:w="2779" w:type="dxa"/>
             <w:tcBorders>
               <w:top w:val="single" w:sz="4" w:space="0" w:color="auto"/>
               <w:left w:val="single" w:sz="4" w:space="0" w:color="auto"/>
@@ -4900,15 +7064,22 @@
               <w:ind w:firstLineChars="0" w:firstLine="0"/>
               <w:jc w:val="center"/>
               <w:rPr>
-                <w:rFonts w:eastAsia="仿宋"/>
-                <w:szCs w:val="24"/>
-              </w:rPr>
-            </w:pPr>
+                <w:rFonts w:eastAsia="FangSong"/>
+                <w:szCs w:val="24"/>
+              </w:rPr>
+            </w:pPr>
+            <w:r>
+              <w:rPr>
+                <w:rFonts w:eastAsia="FangSong"/>
+                <w:szCs w:val="24"/>
+              </w:rPr>
+              <w:t>150.95.80.62</w:t>
+            </w:r>
           </w:p>
         </w:tc>
         <w:tc>
           <w:tcPr>
-            <w:tcW w:w="1995" w:type="dxa"/>
+            <w:tcW w:w="2334" w:type="dxa"/>
             <w:tcBorders>
               <w:top w:val="single" w:sz="4" w:space="0" w:color="auto"/>
               <w:left w:val="single" w:sz="4" w:space="0" w:color="auto"/>
@@ -4923,10 +7094,17 @@
               <w:ind w:firstLineChars="0" w:firstLine="0"/>
               <w:jc w:val="center"/>
               <w:rPr>
-                <w:rFonts w:eastAsia="仿宋"/>
-                <w:szCs w:val="24"/>
-              </w:rPr>
-            </w:pPr>
+                <w:rFonts w:eastAsia="FangSong"/>
+                <w:szCs w:val="24"/>
+              </w:rPr>
+            </w:pPr>
+            <w:r>
+              <w:rPr>
+                <w:rFonts w:eastAsia="FangSong"/>
+                <w:szCs w:val="24"/>
+              </w:rPr>
+              <w:t>52.205.51.202</w:t>
+            </w:r>
           </w:p>
         </w:tc>
       </w:tr>
@@ -4936,7 +7114,7 @@
         </w:trPr>
         <w:tc>
           <w:tcPr>
-            <w:tcW w:w="2547" w:type="dxa"/>
+            <w:tcW w:w="697" w:type="dxa"/>
             <w:vAlign w:val="center"/>
           </w:tcPr>
           <w:p>
@@ -4960,7 +7138,7 @@
         </w:tc>
         <w:tc>
           <w:tcPr>
-            <w:tcW w:w="1701" w:type="dxa"/>
+            <w:tcW w:w="2596" w:type="dxa"/>
             <w:vAlign w:val="center"/>
           </w:tcPr>
           <w:p>
@@ -4968,15 +7146,43 @@
               <w:ind w:firstLineChars="0" w:firstLine="0"/>
               <w:jc w:val="center"/>
               <w:rPr>
-                <w:rFonts w:eastAsia="仿宋"/>
-                <w:szCs w:val="24"/>
-              </w:rPr>
-            </w:pPr>
+                <w:rFonts w:eastAsia="FangSong" w:hint="eastAsia"/>
+                <w:szCs w:val="24"/>
+              </w:rPr>
+            </w:pPr>
+            <w:r>
+              <w:rPr>
+                <w:rFonts w:eastAsia="FangSong"/>
+                <w:szCs w:val="24"/>
+              </w:rPr>
+              <w:t>1</w:t>
+            </w:r>
+            <w:r>
+              <w:rPr>
+                <w:rFonts w:eastAsia="FangSong" w:hint="eastAsia"/>
+                <w:szCs w:val="24"/>
+              </w:rPr>
+              <w:t>6</w:t>
+            </w:r>
+            <w:r>
+              <w:rPr>
+                <w:rFonts w:eastAsia="FangSong"/>
+                <w:szCs w:val="24"/>
+              </w:rPr>
+              <w:t>.</w:t>
+            </w:r>
+            <w:r>
+              <w:rPr>
+                <w:rFonts w:eastAsia="FangSong" w:hint="eastAsia"/>
+                <w:szCs w:val="24"/>
+              </w:rPr>
+              <w:t>7546</w:t>
+            </w:r>
           </w:p>
         </w:tc>
         <w:tc>
           <w:tcPr>
-            <w:tcW w:w="2126" w:type="dxa"/>
+            <w:tcW w:w="2779" w:type="dxa"/>
             <w:vAlign w:val="center"/>
           </w:tcPr>
           <w:p>
@@ -4984,15 +7190,43 @@
               <w:ind w:firstLineChars="0" w:firstLine="0"/>
               <w:jc w:val="center"/>
               <w:rPr>
-                <w:rFonts w:eastAsia="仿宋"/>
-                <w:szCs w:val="24"/>
-              </w:rPr>
-            </w:pPr>
+                <w:rFonts w:eastAsia="FangSong" w:hint="eastAsia"/>
+                <w:szCs w:val="24"/>
+              </w:rPr>
+            </w:pPr>
+            <w:r>
+              <w:rPr>
+                <w:rFonts w:eastAsia="FangSong" w:hint="eastAsia"/>
+                <w:szCs w:val="24"/>
+              </w:rPr>
+              <w:t>1</w:t>
+            </w:r>
+            <w:r>
+              <w:rPr>
+                <w:rFonts w:eastAsia="FangSong" w:hint="eastAsia"/>
+                <w:szCs w:val="24"/>
+              </w:rPr>
+              <w:t>20</w:t>
+            </w:r>
+            <w:r>
+              <w:rPr>
+                <w:rFonts w:eastAsia="FangSong"/>
+                <w:szCs w:val="24"/>
+              </w:rPr>
+              <w:t>.0</w:t>
+            </w:r>
+            <w:r>
+              <w:rPr>
+                <w:rFonts w:eastAsia="FangSong" w:hint="eastAsia"/>
+                <w:szCs w:val="24"/>
+              </w:rPr>
+              <w:t>344</w:t>
+            </w:r>
           </w:p>
         </w:tc>
         <w:tc>
           <w:tcPr>
-            <w:tcW w:w="1995" w:type="dxa"/>
+            <w:tcW w:w="2334" w:type="dxa"/>
             <w:vAlign w:val="center"/>
           </w:tcPr>
           <w:p>
@@ -5000,10 +7234,38 @@
               <w:ind w:firstLineChars="0" w:firstLine="0"/>
               <w:jc w:val="center"/>
               <w:rPr>
-                <w:rFonts w:eastAsia="仿宋"/>
-                <w:szCs w:val="24"/>
-              </w:rPr>
-            </w:pPr>
+                <w:rFonts w:eastAsia="FangSong" w:hint="eastAsia"/>
+                <w:szCs w:val="24"/>
+              </w:rPr>
+            </w:pPr>
+            <w:r>
+              <w:rPr>
+                <w:rFonts w:eastAsia="FangSong"/>
+                <w:szCs w:val="24"/>
+              </w:rPr>
+              <w:t>2</w:t>
+            </w:r>
+            <w:r>
+              <w:rPr>
+                <w:rFonts w:eastAsia="FangSong" w:hint="eastAsia"/>
+                <w:szCs w:val="24"/>
+              </w:rPr>
+              <w:t>26</w:t>
+            </w:r>
+            <w:r>
+              <w:rPr>
+                <w:rFonts w:eastAsia="FangSong"/>
+                <w:szCs w:val="24"/>
+              </w:rPr>
+              <w:t>.</w:t>
+            </w:r>
+            <w:r>
+              <w:rPr>
+                <w:rFonts w:eastAsia="FangSong" w:hint="eastAsia"/>
+                <w:szCs w:val="24"/>
+              </w:rPr>
+              <w:t>8432</w:t>
+            </w:r>
           </w:p>
         </w:tc>
       </w:tr>
@@ -5013,7 +7275,7 @@
         </w:trPr>
         <w:tc>
           <w:tcPr>
-            <w:tcW w:w="2547" w:type="dxa"/>
+            <w:tcW w:w="697" w:type="dxa"/>
             <w:tcBorders>
               <w:top w:val="single" w:sz="4" w:space="0" w:color="auto"/>
               <w:left w:val="single" w:sz="4" w:space="0" w:color="auto"/>
@@ -5050,7 +7312,7 @@
         </w:tc>
         <w:tc>
           <w:tcPr>
-            <w:tcW w:w="1701" w:type="dxa"/>
+            <w:tcW w:w="2596" w:type="dxa"/>
             <w:tcBorders>
               <w:top w:val="single" w:sz="4" w:space="0" w:color="auto"/>
               <w:left w:val="single" w:sz="4" w:space="0" w:color="auto"/>
@@ -5064,15 +7326,22 @@
               <w:ind w:firstLineChars="0" w:firstLine="0"/>
               <w:jc w:val="center"/>
               <w:rPr>
-                <w:rFonts w:eastAsia="仿宋"/>
-                <w:szCs w:val="24"/>
-              </w:rPr>
-            </w:pPr>
+                <w:rFonts w:eastAsia="FangSong"/>
+                <w:szCs w:val="24"/>
+              </w:rPr>
+            </w:pPr>
+            <w:r>
+              <w:rPr>
+                <w:rFonts w:eastAsia="FangSong" w:hint="eastAsia"/>
+                <w:szCs w:val="24"/>
+              </w:rPr>
+              <w:t>6</w:t>
+            </w:r>
           </w:p>
         </w:tc>
         <w:tc>
           <w:tcPr>
-            <w:tcW w:w="2126" w:type="dxa"/>
+            <w:tcW w:w="2779" w:type="dxa"/>
             <w:tcBorders>
               <w:top w:val="single" w:sz="4" w:space="0" w:color="auto"/>
               <w:left w:val="single" w:sz="4" w:space="0" w:color="auto"/>
@@ -5086,15 +7355,22 @@
               <w:ind w:firstLineChars="0" w:firstLine="0"/>
               <w:jc w:val="center"/>
               <w:rPr>
-                <w:rFonts w:eastAsia="仿宋"/>
-                <w:szCs w:val="24"/>
-              </w:rPr>
-            </w:pPr>
+                <w:rFonts w:eastAsia="FangSong"/>
+                <w:szCs w:val="24"/>
+              </w:rPr>
+            </w:pPr>
+            <w:r>
+              <w:rPr>
+                <w:rFonts w:eastAsia="FangSong" w:hint="eastAsia"/>
+                <w:szCs w:val="24"/>
+              </w:rPr>
+              <w:t>0</w:t>
+            </w:r>
           </w:p>
         </w:tc>
         <w:tc>
           <w:tcPr>
-            <w:tcW w:w="1995" w:type="dxa"/>
+            <w:tcW w:w="2334" w:type="dxa"/>
             <w:tcBorders>
               <w:top w:val="single" w:sz="4" w:space="0" w:color="auto"/>
               <w:left w:val="single" w:sz="4" w:space="0" w:color="auto"/>
@@ -5108,10 +7384,17 @@
               <w:ind w:firstLineChars="0" w:firstLine="0"/>
               <w:jc w:val="center"/>
               <w:rPr>
-                <w:rFonts w:eastAsia="仿宋"/>
-                <w:szCs w:val="24"/>
-              </w:rPr>
-            </w:pPr>
+                <w:rFonts w:eastAsia="FangSong"/>
+                <w:szCs w:val="24"/>
+              </w:rPr>
+            </w:pPr>
+            <w:r>
+              <w:rPr>
+                <w:rFonts w:eastAsia="FangSong" w:hint="eastAsia"/>
+                <w:szCs w:val="24"/>
+              </w:rPr>
+              <w:t>3</w:t>
+            </w:r>
           </w:p>
         </w:tc>
       </w:tr>
@@ -5121,7 +7404,7 @@
         </w:trPr>
         <w:tc>
           <w:tcPr>
-            <w:tcW w:w="2547" w:type="dxa"/>
+            <w:tcW w:w="697" w:type="dxa"/>
             <w:tcBorders>
               <w:top w:val="single" w:sz="4" w:space="0" w:color="auto"/>
               <w:left w:val="single" w:sz="4" w:space="0" w:color="auto"/>
@@ -5181,7 +7464,7 @@
         </w:tc>
         <w:tc>
           <w:tcPr>
-            <w:tcW w:w="1701" w:type="dxa"/>
+            <w:tcW w:w="2596" w:type="dxa"/>
             <w:tcBorders>
               <w:top w:val="single" w:sz="4" w:space="0" w:color="auto"/>
               <w:left w:val="single" w:sz="4" w:space="0" w:color="auto"/>
@@ -5195,15 +7478,22 @@
               <w:ind w:firstLineChars="0" w:firstLine="0"/>
               <w:jc w:val="center"/>
               <w:rPr>
-                <w:rFonts w:eastAsia="仿宋"/>
-                <w:szCs w:val="24"/>
-              </w:rPr>
-            </w:pPr>
+                <w:rFonts w:eastAsia="FangSong"/>
+                <w:szCs w:val="24"/>
+              </w:rPr>
+            </w:pPr>
+            <w:r>
+              <w:rPr>
+                <w:rFonts w:eastAsia="FangSong"/>
+                <w:szCs w:val="24"/>
+              </w:rPr>
+              <w:t>153.9599</w:t>
+            </w:r>
           </w:p>
         </w:tc>
         <w:tc>
           <w:tcPr>
-            <w:tcW w:w="2126" w:type="dxa"/>
+            <w:tcW w:w="2779" w:type="dxa"/>
             <w:tcBorders>
               <w:top w:val="single" w:sz="4" w:space="0" w:color="auto"/>
               <w:left w:val="single" w:sz="4" w:space="0" w:color="auto"/>
@@ -5217,15 +7507,22 @@
               <w:ind w:firstLineChars="0" w:firstLine="0"/>
               <w:jc w:val="center"/>
               <w:rPr>
-                <w:rFonts w:eastAsia="仿宋"/>
-                <w:szCs w:val="24"/>
-              </w:rPr>
-            </w:pPr>
+                <w:rFonts w:eastAsia="FangSong"/>
+                <w:szCs w:val="24"/>
+              </w:rPr>
+            </w:pPr>
+            <w:r>
+              <w:rPr>
+                <w:rFonts w:eastAsia="FangSong"/>
+                <w:szCs w:val="24"/>
+              </w:rPr>
+              <w:t>979.9058</w:t>
+            </w:r>
           </w:p>
         </w:tc>
         <w:tc>
           <w:tcPr>
-            <w:tcW w:w="1995" w:type="dxa"/>
+            <w:tcW w:w="2334" w:type="dxa"/>
             <w:tcBorders>
               <w:top w:val="single" w:sz="4" w:space="0" w:color="auto"/>
               <w:left w:val="single" w:sz="4" w:space="0" w:color="auto"/>
@@ -5239,10 +7536,17 @@
               <w:ind w:firstLineChars="0" w:firstLine="0"/>
               <w:jc w:val="center"/>
               <w:rPr>
-                <w:rFonts w:eastAsia="仿宋"/>
-                <w:szCs w:val="24"/>
-              </w:rPr>
-            </w:pPr>
+                <w:rFonts w:eastAsia="FangSong"/>
+                <w:szCs w:val="24"/>
+              </w:rPr>
+            </w:pPr>
+            <w:r>
+              <w:rPr>
+                <w:rFonts w:eastAsia="FangSong"/>
+                <w:szCs w:val="24"/>
+              </w:rPr>
+              <w:t>838.8805</w:t>
+            </w:r>
           </w:p>
         </w:tc>
       </w:tr>
@@ -5252,7 +7556,7 @@
         </w:trPr>
         <w:tc>
           <w:tcPr>
-            <w:tcW w:w="2547" w:type="dxa"/>
+            <w:tcW w:w="697" w:type="dxa"/>
             <w:tcBorders>
               <w:top w:val="single" w:sz="4" w:space="0" w:color="auto"/>
               <w:left w:val="single" w:sz="4" w:space="0" w:color="auto"/>
@@ -5282,7 +7586,7 @@
         </w:tc>
         <w:tc>
           <w:tcPr>
-            <w:tcW w:w="1701" w:type="dxa"/>
+            <w:tcW w:w="2596" w:type="dxa"/>
             <w:tcBorders>
               <w:top w:val="single" w:sz="4" w:space="0" w:color="auto"/>
               <w:left w:val="single" w:sz="4" w:space="0" w:color="auto"/>
@@ -5296,15 +7600,22 @@
               <w:ind w:firstLineChars="0" w:firstLine="0"/>
               <w:jc w:val="center"/>
               <w:rPr>
-                <w:rFonts w:eastAsia="仿宋"/>
-                <w:szCs w:val="24"/>
-              </w:rPr>
-            </w:pPr>
+                <w:rFonts w:eastAsia="FangSong"/>
+                <w:szCs w:val="24"/>
+              </w:rPr>
+            </w:pPr>
+            <w:r>
+              <w:rPr>
+                <w:rFonts w:eastAsia="FangSong" w:hint="eastAsia"/>
+                <w:szCs w:val="24"/>
+              </w:rPr>
+              <w:t>3</w:t>
+            </w:r>
           </w:p>
         </w:tc>
         <w:tc>
           <w:tcPr>
-            <w:tcW w:w="2126" w:type="dxa"/>
+            <w:tcW w:w="2779" w:type="dxa"/>
             <w:tcBorders>
               <w:top w:val="single" w:sz="4" w:space="0" w:color="auto"/>
               <w:left w:val="single" w:sz="4" w:space="0" w:color="auto"/>
@@ -5318,15 +7629,22 @@
               <w:ind w:firstLineChars="0" w:firstLine="0"/>
               <w:jc w:val="center"/>
               <w:rPr>
-                <w:rFonts w:eastAsia="仿宋"/>
-                <w:szCs w:val="24"/>
-              </w:rPr>
-            </w:pPr>
+                <w:rFonts w:eastAsia="FangSong"/>
+                <w:szCs w:val="24"/>
+              </w:rPr>
+            </w:pPr>
+            <w:r>
+              <w:rPr>
+                <w:rFonts w:eastAsia="FangSong" w:hint="eastAsia"/>
+                <w:szCs w:val="24"/>
+              </w:rPr>
+              <w:t>2</w:t>
+            </w:r>
           </w:p>
         </w:tc>
         <w:tc>
           <w:tcPr>
-            <w:tcW w:w="1995" w:type="dxa"/>
+            <w:tcW w:w="2334" w:type="dxa"/>
             <w:tcBorders>
               <w:top w:val="single" w:sz="4" w:space="0" w:color="auto"/>
               <w:left w:val="single" w:sz="4" w:space="0" w:color="auto"/>
@@ -5340,10 +7658,17 @@
               <w:ind w:firstLineChars="0" w:firstLine="0"/>
               <w:jc w:val="center"/>
               <w:rPr>
-                <w:rFonts w:eastAsia="仿宋"/>
-                <w:szCs w:val="24"/>
-              </w:rPr>
-            </w:pPr>
+                <w:rFonts w:eastAsia="FangSong"/>
+                <w:szCs w:val="24"/>
+              </w:rPr>
+            </w:pPr>
+            <w:r>
+              <w:rPr>
+                <w:rFonts w:eastAsia="FangSong" w:hint="eastAsia"/>
+                <w:szCs w:val="24"/>
+              </w:rPr>
+              <w:t>2</w:t>
+            </w:r>
           </w:p>
         </w:tc>
       </w:tr>
@@ -5353,7 +7678,7 @@
         </w:trPr>
         <w:tc>
           <w:tcPr>
-            <w:tcW w:w="2547" w:type="dxa"/>
+            <w:tcW w:w="697" w:type="dxa"/>
             <w:tcBorders>
               <w:top w:val="single" w:sz="4" w:space="0" w:color="auto"/>
               <w:left w:val="single" w:sz="4" w:space="0" w:color="auto"/>
@@ -5390,7 +7715,7 @@
         </w:tc>
         <w:tc>
           <w:tcPr>
-            <w:tcW w:w="1701" w:type="dxa"/>
+            <w:tcW w:w="2596" w:type="dxa"/>
             <w:tcBorders>
               <w:top w:val="single" w:sz="4" w:space="0" w:color="auto"/>
               <w:left w:val="single" w:sz="4" w:space="0" w:color="auto"/>
@@ -5404,15 +7729,22 @@
               <w:ind w:firstLineChars="0" w:firstLine="0"/>
               <w:jc w:val="center"/>
               <w:rPr>
-                <w:rFonts w:eastAsia="仿宋"/>
-                <w:szCs w:val="24"/>
-              </w:rPr>
-            </w:pPr>
+                <w:rFonts w:eastAsia="FangSong"/>
+                <w:szCs w:val="24"/>
+              </w:rPr>
+            </w:pPr>
+            <w:r>
+              <w:rPr>
+                <w:rFonts w:eastAsia="FangSong" w:hint="eastAsia"/>
+                <w:szCs w:val="24"/>
+              </w:rPr>
+              <w:t>28</w:t>
+            </w:r>
           </w:p>
         </w:tc>
         <w:tc>
           <w:tcPr>
-            <w:tcW w:w="2126" w:type="dxa"/>
+            <w:tcW w:w="2779" w:type="dxa"/>
             <w:tcBorders>
               <w:top w:val="single" w:sz="4" w:space="0" w:color="auto"/>
               <w:left w:val="single" w:sz="4" w:space="0" w:color="auto"/>
@@ -5426,15 +7758,22 @@
               <w:ind w:firstLineChars="0" w:firstLine="0"/>
               <w:jc w:val="center"/>
               <w:rPr>
-                <w:rFonts w:eastAsia="仿宋"/>
-                <w:szCs w:val="24"/>
-              </w:rPr>
-            </w:pPr>
+                <w:rFonts w:eastAsia="FangSong"/>
+                <w:szCs w:val="24"/>
+              </w:rPr>
+            </w:pPr>
+            <w:r>
+              <w:rPr>
+                <w:rFonts w:eastAsia="FangSong" w:hint="eastAsia"/>
+                <w:szCs w:val="24"/>
+              </w:rPr>
+              <w:t>59</w:t>
+            </w:r>
           </w:p>
         </w:tc>
         <w:tc>
           <w:tcPr>
-            <w:tcW w:w="1995" w:type="dxa"/>
+            <w:tcW w:w="2334" w:type="dxa"/>
             <w:tcBorders>
               <w:top w:val="single" w:sz="4" w:space="0" w:color="auto"/>
               <w:left w:val="single" w:sz="4" w:space="0" w:color="auto"/>
@@ -5448,10 +7787,17 @@
               <w:ind w:firstLineChars="0" w:firstLine="0"/>
               <w:jc w:val="center"/>
               <w:rPr>
-                <w:rFonts w:eastAsia="仿宋"/>
-                <w:szCs w:val="24"/>
-              </w:rPr>
-            </w:pPr>
+                <w:rFonts w:eastAsia="FangSong"/>
+                <w:szCs w:val="24"/>
+              </w:rPr>
+            </w:pPr>
+            <w:r>
+              <w:rPr>
+                <w:rFonts w:eastAsia="FangSong" w:hint="eastAsia"/>
+                <w:szCs w:val="24"/>
+              </w:rPr>
+              <w:t>161</w:t>
+            </w:r>
           </w:p>
         </w:tc>
       </w:tr>
@@ -5623,29 +7969,313 @@
         <w:rPr>
           <w:rFonts w:hint="eastAsia"/>
         </w:rPr>
-        <w:t>）来避免真正从网站服务器获取资源，从</w:t>
-      </w:r>
-      <w:r>
-        <w:rPr>
-          <w:rFonts w:hint="eastAsia"/>
-        </w:rPr>
-        <w:lastRenderedPageBreak/>
-        <w:t>而减少网站加载时间。</w:t>
+        <w:t>）来避免真正从网站服务器获取资源，从而减少网站加载时间。</w:t>
       </w:r>
     </w:p>
     <w:p>
       <w:pPr>
         <w:ind w:firstLine="480"/>
         <w:jc w:val="left"/>
-        <w:rPr>
-          <w:rFonts w:hint="eastAsia"/>
-        </w:rPr>
-      </w:pPr>
-      <w:r>
-        <w:rPr>
-          <w:rFonts w:hint="eastAsia"/>
-        </w:rPr>
-        <w:t>从上方两个表格来看：</w:t>
+      </w:pPr>
+      <w:r>
+        <w:rPr>
+          <w:rFonts w:hint="eastAsia"/>
+        </w:rPr>
+        <w:t>从</w:t>
+      </w:r>
+      <w:r>
+        <w:rPr>
+          <w:rFonts w:hint="eastAsia"/>
+        </w:rPr>
+        <w:t>DNS</w:t>
+      </w:r>
+      <w:r>
+        <w:rPr>
+          <w:rFonts w:hint="eastAsia"/>
+        </w:rPr>
+        <w:t>访问次数来看，所有的网站数据都表现出相应的减少，尤其是国外网站（</w:t>
+      </w:r>
+      <w:r>
+        <w:rPr>
+          <w:rFonts w:hint="eastAsia"/>
+        </w:rPr>
+        <w:t>IP:</w:t>
+      </w:r>
+      <w:r>
+        <w:rPr>
+          <w:rFonts w:eastAsia="FangSong"/>
+          <w:szCs w:val="24"/>
+        </w:rPr>
+        <w:t xml:space="preserve"> </w:t>
+      </w:r>
+      <w:r>
+        <w:rPr>
+          <w:rFonts w:eastAsia="FangSong"/>
+          <w:szCs w:val="24"/>
+        </w:rPr>
+        <w:t>150.95.80.62</w:t>
+      </w:r>
+      <w:r>
+        <w:rPr>
+          <w:rFonts w:hint="eastAsia"/>
+        </w:rPr>
+        <w:t>）在存在缓存的情况下</w:t>
+      </w:r>
+      <w:r>
+        <w:rPr>
+          <w:rFonts w:hint="eastAsia"/>
+        </w:rPr>
+        <w:t>DNS</w:t>
+      </w:r>
+      <w:r>
+        <w:rPr>
+          <w:rFonts w:hint="eastAsia"/>
+        </w:rPr>
+        <w:t>请求次数为</w:t>
+      </w:r>
+      <w:r>
+        <w:rPr>
+          <w:rFonts w:hint="eastAsia"/>
+        </w:rPr>
+        <w:t>0.</w:t>
+      </w:r>
+      <w:r>
+        <w:rPr>
+          <w:rFonts w:hint="eastAsia"/>
+        </w:rPr>
+        <w:t>说明本地</w:t>
+      </w:r>
+      <w:r>
+        <w:rPr>
+          <w:rFonts w:hint="eastAsia"/>
+        </w:rPr>
+        <w:t>DNS</w:t>
+      </w:r>
+      <w:r>
+        <w:rPr>
+          <w:rFonts w:hint="eastAsia"/>
+        </w:rPr>
+        <w:t>记录缓存被命中，无需进行</w:t>
+      </w:r>
+      <w:r>
+        <w:rPr>
+          <w:rFonts w:hint="eastAsia"/>
+        </w:rPr>
+        <w:t>DNS</w:t>
+      </w:r>
+      <w:r>
+        <w:rPr>
+          <w:rFonts w:hint="eastAsia"/>
+        </w:rPr>
+        <w:t>查询即可直接定位到服务器的</w:t>
+      </w:r>
+      <w:r>
+        <w:rPr>
+          <w:rFonts w:hint="eastAsia"/>
+        </w:rPr>
+        <w:t>IP</w:t>
+      </w:r>
+      <w:r>
+        <w:rPr>
+          <w:rFonts w:hint="eastAsia"/>
+        </w:rPr>
+        <w:t>地址。</w:t>
+      </w:r>
+    </w:p>
+    <w:p>
+      <w:pPr>
+        <w:ind w:firstLine="480"/>
+        <w:jc w:val="left"/>
+        <w:rPr>
+          <w:rFonts w:hint="eastAsia"/>
+        </w:rPr>
+      </w:pPr>
+      <w:r>
+        <w:rPr>
+          <w:rFonts w:hint="eastAsia"/>
+        </w:rPr>
+        <w:t>从请求对象数来看，所有网站请求组件的数量都在存在缓存的情况下极大幅度减少。</w:t>
+      </w:r>
+      <w:r>
+        <w:rPr>
+          <w:rFonts w:hint="eastAsia"/>
+        </w:rPr>
+        <w:t>尤其是南半球的网站（</w:t>
+      </w:r>
+      <w:r>
+        <w:rPr>
+          <w:rFonts w:hint="eastAsia"/>
+        </w:rPr>
+        <w:t>IP</w:t>
+      </w:r>
+      <w:r>
+        <w:rPr>
+          <w:rFonts w:hint="eastAsia"/>
+        </w:rPr>
+        <w:t>：</w:t>
+      </w:r>
+      <w:r>
+        <w:rPr>
+          <w:rFonts w:eastAsia="FangSong"/>
+          <w:szCs w:val="24"/>
+        </w:rPr>
+        <w:t>52.205.51.202</w:t>
+      </w:r>
+      <w:r>
+        <w:rPr>
+          <w:rFonts w:hint="eastAsia"/>
+        </w:rPr>
+        <w:t>）</w:t>
+      </w:r>
+      <w:r>
+        <w:rPr>
+          <w:rFonts w:hint="eastAsia"/>
+        </w:rPr>
+        <w:t>，请求数量由</w:t>
+      </w:r>
+      <w:r>
+        <w:rPr>
+          <w:rFonts w:hint="eastAsia"/>
+        </w:rPr>
+        <w:t>230</w:t>
+      </w:r>
+      <w:r>
+        <w:rPr>
+          <w:rFonts w:hint="eastAsia"/>
+        </w:rPr>
+        <w:t>个降低至</w:t>
+      </w:r>
+      <w:r>
+        <w:rPr>
+          <w:rFonts w:hint="eastAsia"/>
+        </w:rPr>
+        <w:t>2</w:t>
+      </w:r>
+      <w:r>
+        <w:rPr>
+          <w:rFonts w:hint="eastAsia"/>
+        </w:rPr>
+        <w:t>个。说明绝大部分的网站组成元素都存在了本机浏览器的</w:t>
+      </w:r>
+      <w:r>
+        <w:rPr>
+          <w:rFonts w:hint="eastAsia"/>
+        </w:rPr>
+        <w:t>HTML</w:t>
+      </w:r>
+      <w:r>
+        <w:rPr>
+          <w:rFonts w:hint="eastAsia"/>
+        </w:rPr>
+        <w:t>缓存中（或中间服务器中）。</w:t>
+      </w:r>
+      <w:proofErr w:type="gramStart"/>
+      <w:r>
+        <w:rPr>
+          <w:rFonts w:hint="eastAsia"/>
+        </w:rPr>
+        <w:t>这显著</w:t>
+      </w:r>
+      <w:proofErr w:type="gramEnd"/>
+      <w:r>
+        <w:rPr>
+          <w:rFonts w:hint="eastAsia"/>
+        </w:rPr>
+        <w:t>减少了真正向网站获取元素的次数。</w:t>
+      </w:r>
+    </w:p>
+    <w:p>
+      <w:pPr>
+        <w:ind w:firstLine="480"/>
+        <w:jc w:val="left"/>
+        <w:rPr>
+          <w:rFonts w:hint="eastAsia"/>
+        </w:rPr>
+      </w:pPr>
+      <w:r>
+        <w:rPr>
+          <w:rFonts w:hint="eastAsia"/>
+        </w:rPr>
+        <w:t>从</w:t>
+      </w:r>
+      <w:r>
+        <w:rPr>
+          <w:rFonts w:hint="eastAsia"/>
+        </w:rPr>
+        <w:t>页面的加载时间来看，存在缓存的情况下，所有网站的页面加载时间都显著减少。</w:t>
+      </w:r>
+      <w:r>
+        <w:rPr>
+          <w:rFonts w:hint="eastAsia"/>
+        </w:rPr>
+        <w:t>尤其是南半球的网站（</w:t>
+      </w:r>
+      <w:r>
+        <w:rPr>
+          <w:rFonts w:hint="eastAsia"/>
+        </w:rPr>
+        <w:t>IP</w:t>
+      </w:r>
+      <w:r>
+        <w:rPr>
+          <w:rFonts w:hint="eastAsia"/>
+        </w:rPr>
+        <w:t>：</w:t>
+      </w:r>
+      <w:r>
+        <w:rPr>
+          <w:rFonts w:eastAsia="FangSong"/>
+          <w:szCs w:val="24"/>
+        </w:rPr>
+        <w:t>52.205.51.202</w:t>
+      </w:r>
+      <w:r>
+        <w:rPr>
+          <w:rFonts w:hint="eastAsia"/>
+        </w:rPr>
+        <w:t>）页面加载时间从</w:t>
+      </w:r>
+      <w:r>
+        <w:rPr>
+          <w:rFonts w:hint="eastAsia"/>
+        </w:rPr>
+        <w:t>10</w:t>
+      </w:r>
+      <w:r>
+        <w:rPr>
+          <w:rFonts w:hint="eastAsia"/>
+        </w:rPr>
+        <w:t>秒左右降低至</w:t>
+      </w:r>
+      <w:r>
+        <w:rPr>
+          <w:rFonts w:hint="eastAsia"/>
+        </w:rPr>
+        <w:t>0.8</w:t>
+      </w:r>
+      <w:r>
+        <w:rPr>
+          <w:rFonts w:hint="eastAsia"/>
+        </w:rPr>
+        <w:t>秒，</w:t>
+      </w:r>
+      <w:r>
+        <w:rPr>
+          <w:rFonts w:hint="eastAsia"/>
+        </w:rPr>
+        <w:t>这个综合数据凸显了</w:t>
+      </w:r>
+      <w:r>
+        <w:rPr>
+          <w:rFonts w:hint="eastAsia"/>
+        </w:rPr>
+        <w:t>DNS</w:t>
+      </w:r>
+      <w:r>
+        <w:rPr>
+          <w:rFonts w:hint="eastAsia"/>
+        </w:rPr>
+        <w:t>缓存和浏览器缓存的极大作用以及重要性。</w:t>
       </w:r>
     </w:p>
     <w:p>
@@ -5704,6 +8334,7 @@
         <w:rPr>
           <w:rFonts w:hint="eastAsia"/>
         </w:rPr>
+        <w:lastRenderedPageBreak/>
         <w:t>6</w:t>
       </w:r>
       <w:r>
@@ -5815,12 +8446,206 @@
     </w:p>
     <w:p>
       <w:pPr>
+        <w:ind w:firstLineChars="0" w:firstLine="0"/>
+        <w:jc w:val="left"/>
+        <w:rPr>
+          <w:rFonts w:hint="eastAsia"/>
+        </w:rPr>
+      </w:pPr>
+      <w:r>
+        <w:drawing>
+          <wp:inline distT="0" distB="0" distL="0" distR="0" wp14:anchorId="13473453" wp14:editId="3619BD53">
+            <wp:extent cx="5274310" cy="1939290"/>
+            <wp:effectExtent l="0" t="0" r="2540" b="3810"/>
+            <wp:docPr id="1997464125" name="Picture 1"/>
+            <wp:cNvGraphicFramePr>
+              <a:graphicFrameLocks xmlns:a="http://schemas.openxmlformats.org/drawingml/2006/main" noChangeAspect="1"/>
+            </wp:cNvGraphicFramePr>
+            <a:graphic xmlns:a="http://schemas.openxmlformats.org/drawingml/2006/main">
+              <a:graphicData uri="http://schemas.openxmlformats.org/drawingml/2006/picture">
+                <pic:pic xmlns:pic="http://schemas.openxmlformats.org/drawingml/2006/picture">
+                  <pic:nvPicPr>
+                    <pic:cNvPr id="1997464125" name=""/>
+                    <pic:cNvPicPr/>
+                  </pic:nvPicPr>
+                  <pic:blipFill>
+                    <a:blip r:embed="rId21"/>
+                    <a:stretch>
+                      <a:fillRect/>
+                    </a:stretch>
+                  </pic:blipFill>
+                  <pic:spPr>
+                    <a:xfrm>
+                      <a:off x="0" y="0"/>
+                      <a:ext cx="5274310" cy="1939290"/>
+                    </a:xfrm>
+                    <a:prstGeom prst="rect">
+                      <a:avLst/>
+                    </a:prstGeom>
+                  </pic:spPr>
+                </pic:pic>
+              </a:graphicData>
+            </a:graphic>
+          </wp:inline>
+        </w:drawing>
+      </w:r>
+    </w:p>
+    <w:p>
+      <w:pPr>
         <w:ind w:firstLine="480"/>
         <w:jc w:val="left"/>
       </w:pPr>
+      <w:r>
+        <w:rPr>
+          <w:rFonts w:hint="eastAsia"/>
+        </w:rPr>
+        <w:t>6</w:t>
+      </w:r>
+      <w:r>
+        <w:rPr>
+          <w:rFonts w:hint="eastAsia"/>
+        </w:rPr>
+        <w:t xml:space="preserve">.2 </w:t>
+      </w:r>
+      <w:r>
+        <w:rPr>
+          <w:rFonts w:hint="eastAsia"/>
+        </w:rPr>
+        <w:t>找到</w:t>
+      </w:r>
+      <w:r>
+        <w:rPr>
+          <w:rFonts w:hint="eastAsia"/>
+        </w:rPr>
+        <w:t>某</w:t>
+      </w:r>
+      <w:r>
+        <w:t>304</w:t>
+      </w:r>
+      <w:r>
+        <w:rPr>
+          <w:rFonts w:hint="eastAsia"/>
+        </w:rPr>
+        <w:t>应答包</w:t>
+      </w:r>
+      <w:r>
+        <w:rPr>
+          <w:rFonts w:hint="eastAsia"/>
+        </w:rPr>
+        <w:t>及其</w:t>
+      </w:r>
+      <w:r>
+        <w:rPr>
+          <w:rFonts w:hint="eastAsia"/>
+        </w:rPr>
+        <w:t>对应的</w:t>
+      </w:r>
+      <w:r>
+        <w:rPr>
+          <w:rFonts w:hint="eastAsia"/>
+          <w:b/>
+          <w:color w:val="FF0000"/>
+        </w:rPr>
+        <w:t>请求包</w:t>
+      </w:r>
+      <w:r>
+        <w:rPr>
+          <w:rFonts w:hint="eastAsia"/>
+        </w:rPr>
+        <w:t>，</w:t>
+      </w:r>
+      <w:r>
+        <w:rPr>
+          <w:rFonts w:hint="eastAsia"/>
+        </w:rPr>
+        <w:t>对请求报文</w:t>
+      </w:r>
+      <w:r>
+        <w:rPr>
+          <w:rFonts w:hint="eastAsia"/>
+          <w:b/>
+          <w:bCs/>
+        </w:rPr>
+        <w:t>贴图</w:t>
+      </w:r>
+      <w:r>
+        <w:rPr>
+          <w:rFonts w:hint="eastAsia"/>
+        </w:rPr>
+        <w:t>，注意展开</w:t>
+      </w:r>
+      <w:r>
+        <w:rPr>
+          <w:rFonts w:hint="eastAsia"/>
+        </w:rPr>
+        <w:t>该报文</w:t>
+      </w:r>
+      <w:r>
+        <w:rPr>
+          <w:rFonts w:hint="eastAsia"/>
+        </w:rPr>
+        <w:t>HTTP</w:t>
+      </w:r>
+      <w:r>
+        <w:rPr>
+          <w:rFonts w:hint="eastAsia"/>
+        </w:rPr>
+        <w:t>协议</w:t>
+      </w:r>
+      <w:r>
+        <w:rPr>
+          <w:rFonts w:hint="eastAsia"/>
+        </w:rPr>
+        <w:t>。</w:t>
+      </w:r>
     </w:p>
     <w:p>
       <w:pPr>
+        <w:ind w:firstLineChars="0" w:firstLine="0"/>
+        <w:rPr>
+          <w:rFonts w:hint="eastAsia"/>
+        </w:rPr>
+      </w:pPr>
+      <w:r>
+        <w:drawing>
+          <wp:inline distT="0" distB="0" distL="0" distR="0" wp14:anchorId="4C753837" wp14:editId="2548B9FA">
+            <wp:extent cx="5274310" cy="1813560"/>
+            <wp:effectExtent l="0" t="0" r="2540" b="0"/>
+            <wp:docPr id="1112106073" name="Picture 1"/>
+            <wp:cNvGraphicFramePr>
+              <a:graphicFrameLocks xmlns:a="http://schemas.openxmlformats.org/drawingml/2006/main" noChangeAspect="1"/>
+            </wp:cNvGraphicFramePr>
+            <a:graphic xmlns:a="http://schemas.openxmlformats.org/drawingml/2006/main">
+              <a:graphicData uri="http://schemas.openxmlformats.org/drawingml/2006/picture">
+                <pic:pic xmlns:pic="http://schemas.openxmlformats.org/drawingml/2006/picture">
+                  <pic:nvPicPr>
+                    <pic:cNvPr id="1112106073" name=""/>
+                    <pic:cNvPicPr/>
+                  </pic:nvPicPr>
+                  <pic:blipFill>
+                    <a:blip r:embed="rId22"/>
+                    <a:stretch>
+                      <a:fillRect/>
+                    </a:stretch>
+                  </pic:blipFill>
+                  <pic:spPr>
+                    <a:xfrm>
+                      <a:off x="0" y="0"/>
+                      <a:ext cx="5274310" cy="1813560"/>
+                    </a:xfrm>
+                    <a:prstGeom prst="rect">
+                      <a:avLst/>
+                    </a:prstGeom>
+                  </pic:spPr>
+                </pic:pic>
+              </a:graphicData>
+            </a:graphic>
+          </wp:inline>
+        </w:drawing>
+      </w:r>
+    </w:p>
+    <w:p>
+      <w:pPr>
         <w:ind w:firstLine="480"/>
         <w:jc w:val="left"/>
       </w:pPr>
@@ -5828,25 +8653,13 @@
         <w:rPr>
           <w:rFonts w:hint="eastAsia"/>
         </w:rPr>
-        <w:t>6</w:t>
-      </w:r>
-      <w:r>
-        <w:rPr>
-          <w:rFonts w:hint="eastAsia"/>
-        </w:rPr>
-        <w:t xml:space="preserve">.2 </w:t>
-      </w:r>
-      <w:r>
-        <w:rPr>
-          <w:rFonts w:hint="eastAsia"/>
-        </w:rPr>
-        <w:t>找到</w:t>
-      </w:r>
-      <w:r>
-        <w:rPr>
-          <w:rFonts w:hint="eastAsia"/>
-        </w:rPr>
-        <w:t>某</w:t>
+        <w:t xml:space="preserve">6.3 </w:t>
+      </w:r>
+      <w:r>
+        <w:rPr>
+          <w:rFonts w:hint="eastAsia"/>
+        </w:rPr>
+        <w:t>对</w:t>
       </w:r>
       <w:r>
         <w:t>304</w:t>
@@ -5856,38 +8669,6 @@
           <w:rFonts w:hint="eastAsia"/>
         </w:rPr>
         <w:t>应答包</w:t>
-      </w:r>
-      <w:r>
-        <w:rPr>
-          <w:rFonts w:hint="eastAsia"/>
-        </w:rPr>
-        <w:t>及其</w:t>
-      </w:r>
-      <w:r>
-        <w:rPr>
-          <w:rFonts w:hint="eastAsia"/>
-        </w:rPr>
-        <w:t>对应的</w:t>
-      </w:r>
-      <w:r>
-        <w:rPr>
-          <w:rFonts w:hint="eastAsia"/>
-          <w:b/>
-          <w:color w:val="FF0000"/>
-        </w:rPr>
-        <w:t>请求包</w:t>
-      </w:r>
-      <w:r>
-        <w:rPr>
-          <w:rFonts w:hint="eastAsia"/>
-        </w:rPr>
-        <w:t>，</w:t>
-      </w:r>
-      <w:r>
-        <w:rPr>
-          <w:rFonts w:hint="eastAsia"/>
-        </w:rPr>
-        <w:t>对请求报文</w:t>
       </w:r>
       <w:r>
         <w:rPr>
@@ -5901,13 +8682,7 @@
         <w:rPr>
           <w:rFonts w:hint="eastAsia"/>
         </w:rPr>
-        <w:t>，注意展开</w:t>
-      </w:r>
-      <w:r>
-        <w:rPr>
-          <w:rFonts w:hint="eastAsia"/>
-        </w:rPr>
-        <w:t>该报文</w:t>
+        <w:t>，注意展开该报文</w:t>
       </w:r>
       <w:r>
         <w:rPr>
@@ -5919,77 +8694,50 @@
         <w:rPr>
           <w:rFonts w:hint="eastAsia"/>
         </w:rPr>
-        <w:t>协议</w:t>
-      </w:r>
-      <w:r>
-        <w:rPr>
-          <w:rFonts w:hint="eastAsia"/>
-        </w:rPr>
-        <w:t>。</w:t>
+        <w:t>协议。</w:t>
       </w:r>
     </w:p>
     <w:p>
       <w:pPr>
-        <w:ind w:firstLine="480"/>
-      </w:pPr>
-    </w:p>
-    <w:p>
-      <w:pPr>
-        <w:ind w:firstLine="480"/>
-        <w:jc w:val="left"/>
-      </w:pPr>
-      <w:r>
-        <w:rPr>
-          <w:rFonts w:hint="eastAsia"/>
-        </w:rPr>
-        <w:t xml:space="preserve">6.3 </w:t>
-      </w:r>
-      <w:r>
-        <w:rPr>
-          <w:rFonts w:hint="eastAsia"/>
-        </w:rPr>
-        <w:t>对</w:t>
-      </w:r>
-      <w:r>
-        <w:t>304</w:t>
-      </w:r>
-      <w:r>
-        <w:rPr>
-          <w:rFonts w:hint="eastAsia"/>
-        </w:rPr>
-        <w:t>应答包</w:t>
-      </w:r>
-      <w:r>
-        <w:rPr>
-          <w:rFonts w:hint="eastAsia"/>
-          <w:b/>
-          <w:bCs/>
-        </w:rPr>
-        <w:t>贴图</w:t>
-      </w:r>
-      <w:r>
-        <w:rPr>
-          <w:rFonts w:hint="eastAsia"/>
-        </w:rPr>
-        <w:t>，注意展开该报文</w:t>
-      </w:r>
-      <w:r>
-        <w:rPr>
-          <w:rFonts w:hint="eastAsia"/>
-        </w:rPr>
-        <w:t>HTTP</w:t>
-      </w:r>
-      <w:r>
-        <w:rPr>
-          <w:rFonts w:hint="eastAsia"/>
-        </w:rPr>
-        <w:t>协议。</w:t>
-      </w:r>
-    </w:p>
-    <w:p>
-      <w:pPr>
-        <w:ind w:firstLine="480"/>
-      </w:pPr>
+        <w:ind w:firstLineChars="0" w:firstLine="0"/>
+      </w:pPr>
+      <w:r>
+        <w:drawing>
+          <wp:inline distT="0" distB="0" distL="0" distR="0" wp14:anchorId="537A0E06" wp14:editId="359CAF8A">
+            <wp:extent cx="5274310" cy="2515235"/>
+            <wp:effectExtent l="0" t="0" r="2540" b="0"/>
+            <wp:docPr id="126975263" name="Picture 1"/>
+            <wp:cNvGraphicFramePr>
+              <a:graphicFrameLocks xmlns:a="http://schemas.openxmlformats.org/drawingml/2006/main" noChangeAspect="1"/>
+            </wp:cNvGraphicFramePr>
+            <a:graphic xmlns:a="http://schemas.openxmlformats.org/drawingml/2006/main">
+              <a:graphicData uri="http://schemas.openxmlformats.org/drawingml/2006/picture">
+                <pic:pic xmlns:pic="http://schemas.openxmlformats.org/drawingml/2006/picture">
+                  <pic:nvPicPr>
+                    <pic:cNvPr id="126975263" name=""/>
+                    <pic:cNvPicPr/>
+                  </pic:nvPicPr>
+                  <pic:blipFill>
+                    <a:blip r:embed="rId23"/>
+                    <a:stretch>
+                      <a:fillRect/>
+                    </a:stretch>
+                  </pic:blipFill>
+                  <pic:spPr>
+                    <a:xfrm>
+                      <a:off x="0" y="0"/>
+                      <a:ext cx="5274310" cy="2515235"/>
+                    </a:xfrm>
+                    <a:prstGeom prst="rect">
+                      <a:avLst/>
+                    </a:prstGeom>
+                  </pic:spPr>
+                </pic:pic>
+              </a:graphicData>
+            </a:graphic>
+          </wp:inline>
+        </w:drawing>
+      </w:r>
     </w:p>
     <w:p>
       <w:pPr>
@@ -6077,6 +8825,44 @@
       <w:pPr>
         <w:ind w:firstLineChars="0" w:firstLine="0"/>
       </w:pPr>
+      <w:r>
+        <w:lastRenderedPageBreak/>
+        <w:drawing>
+          <wp:inline distT="0" distB="0" distL="0" distR="0" wp14:anchorId="5041DDFF" wp14:editId="09811112">
+            <wp:extent cx="5274310" cy="5965825"/>
+            <wp:effectExtent l="0" t="0" r="2540" b="0"/>
+            <wp:docPr id="1552819935" name="Picture 1"/>
+            <wp:cNvGraphicFramePr>
+              <a:graphicFrameLocks xmlns:a="http://schemas.openxmlformats.org/drawingml/2006/main" noChangeAspect="1"/>
+            </wp:cNvGraphicFramePr>
+            <a:graphic xmlns:a="http://schemas.openxmlformats.org/drawingml/2006/main">
+              <a:graphicData uri="http://schemas.openxmlformats.org/drawingml/2006/picture">
+                <pic:pic xmlns:pic="http://schemas.openxmlformats.org/drawingml/2006/picture">
+                  <pic:nvPicPr>
+                    <pic:cNvPr id="1552819935" name=""/>
+                    <pic:cNvPicPr/>
+                  </pic:nvPicPr>
+                  <pic:blipFill>
+                    <a:blip r:embed="rId24"/>
+                    <a:stretch>
+                      <a:fillRect/>
+                    </a:stretch>
+                  </pic:blipFill>
+                  <pic:spPr>
+                    <a:xfrm>
+                      <a:off x="0" y="0"/>
+                      <a:ext cx="5274310" cy="5965825"/>
+                    </a:xfrm>
+                    <a:prstGeom prst="rect">
+                      <a:avLst/>
+                    </a:prstGeom>
+                  </pic:spPr>
+                </pic:pic>
+              </a:graphicData>
+            </a:graphic>
+          </wp:inline>
+        </w:drawing>
+      </w:r>
     </w:p>
     <w:p>
       <w:pPr>
@@ -6503,23 +9289,7 @@
                 <w:sz w:val="16"/>
                 <w:szCs w:val="13"/>
               </w:rPr>
-              <w:t>x-</w:t>
-            </w:r>
-            <w:proofErr w:type="gramStart"/>
-            <w:r>
-              <w:rPr>
-                <w:sz w:val="16"/>
-                <w:szCs w:val="13"/>
-              </w:rPr>
-              <w:t>via:</w:t>
-            </w:r>
-            <w:proofErr w:type="gramEnd"/>
-            <w:r>
-              <w:rPr>
-                <w:sz w:val="16"/>
-                <w:szCs w:val="13"/>
-              </w:rPr>
-              <w:t xml:space="preserve"> 1.1 PS-NGB-016jR175:4 (</w:t>
+              <w:t>x-via: 1.1 PS-NGB-016jR175:4 (</w:t>
             </w:r>
             <w:proofErr w:type="spellStart"/>
             <w:r>
@@ -6614,6 +9384,7 @@
                 <w:sz w:val="16"/>
                 <w:szCs w:val="13"/>
               </w:rPr>
+              <w:lastRenderedPageBreak/>
               <w:t>&lt;!DOCTYPE html&gt;</w:t>
             </w:r>
           </w:p>
@@ -6779,7 +9550,6 @@
               <w:spacing w:line="240" w:lineRule="auto"/>
               <w:ind w:firstLineChars="0" w:firstLine="0"/>
               <w:rPr>
-                <w:rFonts w:hint="eastAsia"/>
                 <w:sz w:val="16"/>
                 <w:szCs w:val="13"/>
               </w:rPr>
@@ -6831,7 +9601,6 @@
               <w:spacing w:line="240" w:lineRule="auto"/>
               <w:ind w:firstLineChars="0" w:firstLine="0"/>
               <w:rPr>
-                <w:rFonts w:hint="eastAsia"/>
                 <w:sz w:val="16"/>
                 <w:szCs w:val="13"/>
               </w:rPr>
@@ -6943,6 +9712,9 @@
     <w:p>
       <w:pPr>
         <w:ind w:firstLine="482"/>
+        <w:rPr>
+          <w:rFonts w:hint="eastAsia"/>
+        </w:rPr>
       </w:pPr>
       <w:bookmarkStart w:id="16" w:name="_Hlk223961014"/>
       <w:r>
@@ -7053,8 +9825,160 @@
     </w:p>
     <w:p>
       <w:pPr>
+        <w:tabs>
+          <w:tab w:val="left" w:pos="2000"/>
+        </w:tabs>
+        <w:ind w:firstLineChars="0" w:firstLine="0"/>
+      </w:pPr>
+      <w:r>
+        <w:drawing>
+          <wp:inline distT="0" distB="0" distL="0" distR="0" wp14:anchorId="738432E8" wp14:editId="16631B6B">
+            <wp:extent cx="5274310" cy="1915795"/>
+            <wp:effectExtent l="0" t="0" r="2540" b="8255"/>
+            <wp:docPr id="842966736" name="Picture 1"/>
+            <wp:cNvGraphicFramePr>
+              <a:graphicFrameLocks xmlns:a="http://schemas.openxmlformats.org/drawingml/2006/main" noChangeAspect="1"/>
+            </wp:cNvGraphicFramePr>
+            <a:graphic xmlns:a="http://schemas.openxmlformats.org/drawingml/2006/main">
+              <a:graphicData uri="http://schemas.openxmlformats.org/drawingml/2006/picture">
+                <pic:pic xmlns:pic="http://schemas.openxmlformats.org/drawingml/2006/picture">
+                  <pic:nvPicPr>
+                    <pic:cNvPr id="842966736" name=""/>
+                    <pic:cNvPicPr/>
+                  </pic:nvPicPr>
+                  <pic:blipFill>
+                    <a:blip r:embed="rId25"/>
+                    <a:stretch>
+                      <a:fillRect/>
+                    </a:stretch>
+                  </pic:blipFill>
+                  <pic:spPr>
+                    <a:xfrm>
+                      <a:off x="0" y="0"/>
+                      <a:ext cx="5274310" cy="1915795"/>
+                    </a:xfrm>
+                    <a:prstGeom prst="rect">
+                      <a:avLst/>
+                    </a:prstGeom>
+                  </pic:spPr>
+                </pic:pic>
+              </a:graphicData>
+            </a:graphic>
+          </wp:inline>
+        </w:drawing>
+      </w:r>
+    </w:p>
+    <w:p>
+      <w:pPr>
+        <w:tabs>
+          <w:tab w:val="left" w:pos="2000"/>
+        </w:tabs>
         <w:ind w:firstLine="480"/>
-      </w:pPr>
+        <w:rPr>
+          <w:rFonts w:hint="eastAsia"/>
+        </w:rPr>
+      </w:pPr>
+      <w:r>
+        <w:t>从抓</w:t>
+      </w:r>
+      <w:proofErr w:type="gramStart"/>
+      <w:r>
+        <w:t>包数据</w:t>
+      </w:r>
+      <w:proofErr w:type="gramEnd"/>
+      <w:r>
+        <w:t>可见，本次</w:t>
+      </w:r>
+      <w:r>
+        <w:t xml:space="preserve"> TLS </w:t>
+      </w:r>
+      <w:r>
+        <w:t>加密传输基于</w:t>
+      </w:r>
+      <w:r>
+        <w:t xml:space="preserve"> 443/TCP</w:t>
+      </w:r>
+      <w:r>
+        <w:t>（</w:t>
+      </w:r>
+      <w:r>
+        <w:t xml:space="preserve">HTTPS </w:t>
+      </w:r>
+      <w:r>
+        <w:t>标准端口）建立，客户端以高位端口</w:t>
+      </w:r>
+      <w:r>
+        <w:t xml:space="preserve"> 52280 </w:t>
+      </w:r>
+      <w:r>
+        <w:t>与服务端</w:t>
+      </w:r>
+      <w:r>
+        <w:t xml:space="preserve"> 18.155.192.18 </w:t>
+      </w:r>
+      <w:r>
+        <w:t>的</w:t>
+      </w:r>
+      <w:r>
+        <w:t xml:space="preserve"> 443 </w:t>
+      </w:r>
+      <w:r>
+        <w:t>端口通信。传输前先完成</w:t>
+      </w:r>
+      <w:r>
+        <w:t xml:space="preserve"> TCP </w:t>
+      </w:r>
+      <w:r>
+        <w:t>三次握手建立连接，随后进入</w:t>
+      </w:r>
+      <w:r>
+        <w:t xml:space="preserve"> TLS 1.3 </w:t>
+      </w:r>
+      <w:r>
+        <w:t>握手流程：客户端发送</w:t>
+      </w:r>
+      <w:r>
+        <w:t xml:space="preserve"> Hello </w:t>
+      </w:r>
+      <w:r>
+        <w:t>报文发起协商，服务端回应</w:t>
+      </w:r>
+      <w:r>
+        <w:t xml:space="preserve"> Hello </w:t>
+      </w:r>
+      <w:r>
+        <w:t>选定加密套件与版本，再通过证书认证、</w:t>
+      </w:r>
+      <w:r>
+        <w:t xml:space="preserve">ECDHE </w:t>
+      </w:r>
+      <w:r>
+        <w:t>等算法协商出会话密钥，整个握手仅需一次往返。握手完成后，截图中</w:t>
+      </w:r>
+      <w:r>
+        <w:t xml:space="preserve"> 84</w:t>
+      </w:r>
+      <w:r>
+        <w:t>、</w:t>
+      </w:r>
+      <w:r>
+        <w:t xml:space="preserve">85 </w:t>
+      </w:r>
+      <w:r>
+        <w:t>号报文即为</w:t>
+      </w:r>
+      <w:r>
+        <w:t xml:space="preserve"> TLS </w:t>
+      </w:r>
+      <w:r>
+        <w:t>加密的应用数据，后续客户端与服务端交换的</w:t>
+      </w:r>
+      <w:r>
+        <w:t xml:space="preserve"> HTTP </w:t>
+      </w:r>
+      <w:r>
+        <w:t>业务数据均以对称加密方式传输，数据无法明文解析，保障了通信安全。</w:t>
+      </w:r>
     </w:p>
     <w:p>
       <w:pPr>
@@ -7454,6 +10378,7 @@
               <w:rPr>
                 <w:rFonts w:eastAsia="SimSun" w:hint="eastAsia"/>
               </w:rPr>
+              <w:lastRenderedPageBreak/>
               <w:t>TCP</w:t>
             </w:r>
             <w:r>
@@ -8071,9 +10996,6 @@
       <w:pPr>
         <w:ind w:firstLine="480"/>
         <w:jc w:val="left"/>
-        <w:rPr>
-          <w:rFonts w:hint="eastAsia"/>
-        </w:rPr>
       </w:pPr>
     </w:p>
     <w:p>
@@ -8082,12 +11004,12 @@
       </w:pPr>
     </w:p>
     <w:sectPr>
-      <w:headerReference w:type="even" r:id="rId13"/>
-      <w:headerReference w:type="default" r:id="rId14"/>
-      <w:footerReference w:type="even" r:id="rId15"/>
-      <w:footerReference w:type="default" r:id="rId16"/>
-      <w:headerReference w:type="first" r:id="rId17"/>
-      <w:footerReference w:type="first" r:id="rId18"/>
+      <w:headerReference w:type="even" r:id="rId26"/>
+      <w:headerReference w:type="default" r:id="rId27"/>
+      <w:footerReference w:type="even" r:id="rId28"/>
+      <w:footerReference w:type="default" r:id="rId29"/>
+      <w:headerReference w:type="first" r:id="rId30"/>
+      <w:footerReference w:type="first" r:id="rId31"/>
       <w:pgSz w:w="11906" w:h="16838"/>
       <w:pgMar w:top="1440" w:right="1800" w:bottom="1440" w:left="1800" w:header="851" w:footer="992" w:gutter="0"/>
       <w:cols w:space="425"/>
@@ -9370,7 +12292,6 @@
   <w:style w:type="character" w:default="1" w:styleId="DefaultParagraphFont">
     <w:name w:val="Default Paragraph Font"/>
     <w:uiPriority w:val="1"/>
-    <w:semiHidden/>
     <w:unhideWhenUsed/>
   </w:style>
   <w:style w:type="table" w:default="1" w:styleId="TableNormal">
